--- a/static/media/1.kh_giam_sat_ktr.docx
+++ b/static/media/1.kh_giam_sat_ktr.docx
@@ -1,6 +1,6 @@
 
 <file path=word/document.xml><?xml version="1.0" encoding="utf-8"?>
-<w:document xmlns:wpc="http://schemas.microsoft.com/office/word/2010/wordprocessingCanvas" xmlns:cx="http://schemas.microsoft.com/office/drawing/2014/chartex" xmlns:cx1="http://schemas.microsoft.com/office/drawing/2015/9/8/chartex" xmlns:cx2="http://schemas.microsoft.com/office/drawing/2015/10/21/chartex" xmlns:cx3="http://schemas.microsoft.com/office/drawing/2016/5/9/chartex" xmlns:cx4="http://schemas.microsoft.com/office/drawing/2016/5/10/chartex" xmlns:cx5="http://schemas.microsoft.com/office/drawing/2016/5/11/chartex" xmlns:cx6="http://schemas.microsoft.com/office/drawing/2016/5/12/chartex" xmlns:cx7="http://schemas.microsoft.com/office/drawing/2016/5/13/chartex" xmlns:cx8="http://schemas.microsoft.com/office/drawing/2016/5/14/chartex" xmlns:mc="http://schemas.openxmlformats.org/markup-compatibility/2006" xmlns:aink="http://schemas.microsoft.com/office/drawing/2016/ink" xmlns:am3d="http://schemas.microsoft.com/office/drawing/2017/model3d" xmlns:o="urn:schemas-microsoft-com:office:office" xmlns:r="http://schemas.openxmlformats.org/officeDocument/2006/relationships" xmlns:m="http://schemas.openxmlformats.org/officeDocument/2006/math" xmlns:v="urn:schemas-microsoft-com:vml" xmlns:wp14="http://schemas.microsoft.com/office/word/2010/wordprocessingDrawing" xmlns:wp="http://schemas.openxmlformats.org/drawingml/2006/wordprocessingDrawing" xmlns:w10="urn:schemas-microsoft-com:office:word" xmlns:w="http://schemas.openxmlformats.org/wordprocessingml/2006/main" xmlns:w14="http://schemas.microsoft.com/office/word/2010/wordml" xmlns:w15="http://schemas.microsoft.com/office/word/2012/wordml" xmlns:w16cex="http://schemas.microsoft.com/office/word/2018/wordml/cex" xmlns:w16cid="http://schemas.microsoft.com/office/word/2016/wordml/cid" xmlns:w16="http://schemas.microsoft.com/office/word/2018/wordml" xmlns:w16sdtdh="http://schemas.microsoft.com/office/word/2020/wordml/sdtdatahash" xmlns:w16se="http://schemas.microsoft.com/office/word/2015/wordml/symex" xmlns:wpg="http://schemas.microsoft.com/office/word/2010/wordprocessingGroup" xmlns:wpi="http://schemas.microsoft.com/office/word/2010/wordprocessingInk" xmlns:wne="http://schemas.microsoft.com/office/word/2006/wordml" xmlns:wps="http://schemas.microsoft.com/office/word/2010/wordprocessingShape" mc:Ignorable="w14 w15 w16se w16cid w16 w16cex w16sdtdh wp14">
+<w:document xmlns:wpc="http://schemas.microsoft.com/office/word/2010/wordprocessingCanvas" xmlns:cx="http://schemas.microsoft.com/office/drawing/2014/chartex" xmlns:cx1="http://schemas.microsoft.com/office/drawing/2015/9/8/chartex" xmlns:cx2="http://schemas.microsoft.com/office/drawing/2015/10/21/chartex" xmlns:cx3="http://schemas.microsoft.com/office/drawing/2016/5/9/chartex" xmlns:cx4="http://schemas.microsoft.com/office/drawing/2016/5/10/chartex" xmlns:cx5="http://schemas.microsoft.com/office/drawing/2016/5/11/chartex" xmlns:cx6="http://schemas.microsoft.com/office/drawing/2016/5/12/chartex" xmlns:cx7="http://schemas.microsoft.com/office/drawing/2016/5/13/chartex" xmlns:cx8="http://schemas.microsoft.com/office/drawing/2016/5/14/chartex" xmlns:mc="http://schemas.openxmlformats.org/markup-compatibility/2006" xmlns:aink="http://schemas.microsoft.com/office/drawing/2016/ink" xmlns:am3d="http://schemas.microsoft.com/office/drawing/2017/model3d" xmlns:o="urn:schemas-microsoft-com:office:office" xmlns:oel="http://schemas.microsoft.com/office/2019/extlst" xmlns:r="http://schemas.openxmlformats.org/officeDocument/2006/relationships" xmlns:m="http://schemas.openxmlformats.org/officeDocument/2006/math" xmlns:v="urn:schemas-microsoft-com:vml" xmlns:wp14="http://schemas.microsoft.com/office/word/2010/wordprocessingDrawing" xmlns:wp="http://schemas.openxmlformats.org/drawingml/2006/wordprocessingDrawing" xmlns:w10="urn:schemas-microsoft-com:office:word" xmlns:w="http://schemas.openxmlformats.org/wordprocessingml/2006/main" xmlns:w14="http://schemas.microsoft.com/office/word/2010/wordml" xmlns:w15="http://schemas.microsoft.com/office/word/2012/wordml" xmlns:w16cex="http://schemas.microsoft.com/office/word/2018/wordml/cex" xmlns:w16cid="http://schemas.microsoft.com/office/word/2016/wordml/cid" xmlns:w16="http://schemas.microsoft.com/office/word/2018/wordml" xmlns:w16du="http://schemas.microsoft.com/office/word/2023/wordml/word16du" xmlns:w16sdtdh="http://schemas.microsoft.com/office/word/2020/wordml/sdtdatahash" xmlns:w16sdtfl="http://schemas.microsoft.com/office/word/2024/wordml/sdtformatlock" xmlns:w16se="http://schemas.microsoft.com/office/word/2015/wordml/symex" xmlns:wpg="http://schemas.microsoft.com/office/word/2010/wordprocessingGroup" xmlns:wpi="http://schemas.microsoft.com/office/word/2010/wordprocessingInk" xmlns:wne="http://schemas.microsoft.com/office/word/2006/wordml" xmlns:wps="http://schemas.microsoft.com/office/word/2010/wordprocessingShape" mc:Ignorable="w14 w15 w16se w16cid w16 w16cex w16sdtdh w16sdtfl w16du wp14">
   <w:body>
     <w:p>
       <w:pPr>
@@ -31,7 +31,7 @@
           <w:sz w:val="24"/>
           <w:szCs w:val="24"/>
         </w:rPr>
-        <w:t>TỔNG CỤC THUẾ</w:t>
+        <w:t>CỤC THUẾ</w:t>
       </w:r>
       <w:r>
         <w:rPr>
@@ -92,6 +92,13 @@
           <w:b/>
           <w:color w:val="000000" w:themeColor="text1"/>
         </w:rPr>
+        <w:t xml:space="preserve">CHI </w:t>
+      </w:r>
+      <w:r>
+        <w:rPr>
+          <w:b/>
+          <w:color w:val="000000" w:themeColor="text1"/>
+        </w:rPr>
         <w:t>CỤC THUẾ</w:t>
       </w:r>
       <w:r>
@@ -99,14 +106,14 @@
           <w:b/>
           <w:color w:val="000000" w:themeColor="text1"/>
         </w:rPr>
-        <w:t xml:space="preserve"> TỈNH</w:t>
-      </w:r>
-      <w:r>
-        <w:rPr>
-          <w:b/>
-          <w:color w:val="000000" w:themeColor="text1"/>
-        </w:rPr>
-        <w:t xml:space="preserve"> QUẢNG TRỊ</w:t>
+        <w:t xml:space="preserve"> </w:t>
+      </w:r>
+      <w:r>
+        <w:rPr>
+          <w:b/>
+          <w:color w:val="000000" w:themeColor="text1"/>
+        </w:rPr>
+        <w:t>KHU VỰC XI</w:t>
       </w:r>
       <w:r>
         <w:rPr>
@@ -524,6 +531,15 @@
           <w:sz w:val="28"/>
           <w:szCs w:val="28"/>
         </w:rPr>
+        <w:t xml:space="preserve">CHẤP HÀNH PHÁP LUẬT </w:t>
+      </w:r>
+      <w:r>
+        <w:rPr>
+          <w:b/>
+          <w:color w:val="000000" w:themeColor="text1"/>
+          <w:sz w:val="28"/>
+          <w:szCs w:val="28"/>
+        </w:rPr>
         <w:t>THUẾ</w:t>
       </w:r>
     </w:p>
@@ -581,15 +597,7 @@
           <w:sz w:val="28"/>
           <w:szCs w:val="28"/>
         </w:rPr>
-        <w:t>/QĐ-CT</w:t>
-      </w:r>
-      <w:r>
-        <w:rPr>
-          <w:color w:val="000000" w:themeColor="text1"/>
-          <w:sz w:val="28"/>
-          <w:szCs w:val="28"/>
-        </w:rPr>
-        <w:t>QTR</w:t>
+        <w:t>/QĐ-</w:t>
       </w:r>
       <w:r>
         <w:rPr>
@@ -605,6 +613,22 @@
           <w:sz w:val="28"/>
           <w:szCs w:val="28"/>
         </w:rPr>
+        <w:t>CCTKV.XI</w:t>
+      </w:r>
+      <w:r>
+        <w:rPr>
+          <w:color w:val="000000" w:themeColor="text1"/>
+          <w:sz w:val="28"/>
+          <w:szCs w:val="28"/>
+        </w:rPr>
+        <w:t xml:space="preserve"> </w:t>
+      </w:r>
+      <w:r>
+        <w:rPr>
+          <w:color w:val="000000" w:themeColor="text1"/>
+          <w:sz w:val="28"/>
+          <w:szCs w:val="28"/>
+        </w:rPr>
         <w:t>&lt;ngay_thang&gt;</w:t>
       </w:r>
       <w:r>
@@ -621,15 +645,15 @@
           <w:sz w:val="28"/>
           <w:szCs w:val="28"/>
         </w:rPr>
-        <w:t xml:space="preserve">của Cục trưởng </w:t>
-      </w:r>
-      <w:r>
-        <w:rPr>
-          <w:color w:val="000000" w:themeColor="text1"/>
-          <w:sz w:val="28"/>
-          <w:szCs w:val="28"/>
-        </w:rPr>
-        <w:t>C</w:t>
+        <w:t>của C</w:t>
+      </w:r>
+      <w:r>
+        <w:rPr>
+          <w:color w:val="000000" w:themeColor="text1"/>
+          <w:sz w:val="28"/>
+          <w:szCs w:val="28"/>
+        </w:rPr>
+        <w:t>hi c</w:t>
       </w:r>
       <w:r>
         <w:rPr>
@@ -645,7 +669,23 @@
           <w:sz w:val="28"/>
           <w:szCs w:val="28"/>
         </w:rPr>
-        <w:t xml:space="preserve">Thuế tỉnh Quảng Trị </w:t>
+        <w:t xml:space="preserve">Thuế </w:t>
+      </w:r>
+      <w:r>
+        <w:rPr>
+          <w:color w:val="000000" w:themeColor="text1"/>
+          <w:sz w:val="28"/>
+          <w:szCs w:val="28"/>
+        </w:rPr>
+        <w:t>khu vực XI</w:t>
+      </w:r>
+      <w:r>
+        <w:rPr>
+          <w:color w:val="000000" w:themeColor="text1"/>
+          <w:sz w:val="28"/>
+          <w:szCs w:val="28"/>
+        </w:rPr>
+        <w:t xml:space="preserve"> </w:t>
       </w:r>
       <w:r>
         <w:rPr>
@@ -669,6 +709,14 @@
           <w:sz w:val="28"/>
           <w:szCs w:val="28"/>
         </w:rPr>
+        <w:t xml:space="preserve"> chấp hành pháp luật</w:t>
+      </w:r>
+      <w:r>
+        <w:rPr>
+          <w:color w:val="000000" w:themeColor="text1"/>
+          <w:sz w:val="28"/>
+          <w:szCs w:val="28"/>
+        </w:rPr>
         <w:t xml:space="preserve"> thuế</w:t>
       </w:r>
       <w:r>
@@ -764,6 +812,7 @@
     <w:p>
       <w:pPr>
         <w:spacing w:line="259" w:lineRule="auto"/>
+        <w:ind w:firstLine="567"/>
         <w:jc w:val="both"/>
         <w:rPr>
           <w:b/>
@@ -806,127 +855,23 @@
           <w:sz w:val="28"/>
           <w:szCs w:val="28"/>
         </w:rPr>
-        <w:t xml:space="preserve">- Mục đích: </w:t>
-      </w:r>
-      <w:r>
-        <w:rPr>
-          <w:color w:val="000000" w:themeColor="text1"/>
-          <w:sz w:val="28"/>
-          <w:szCs w:val="28"/>
-        </w:rPr>
-        <w:t xml:space="preserve">Giám sát hoạt động của Đoàn </w:t>
-      </w:r>
-      <w:r>
-        <w:rPr>
-          <w:color w:val="000000" w:themeColor="text1"/>
-          <w:sz w:val="28"/>
-          <w:szCs w:val="28"/>
-        </w:rPr>
-        <w:t>kiểm tra</w:t>
-      </w:r>
-      <w:r>
-        <w:rPr>
-          <w:color w:val="000000" w:themeColor="text1"/>
-          <w:sz w:val="28"/>
-          <w:szCs w:val="28"/>
-        </w:rPr>
-        <w:t xml:space="preserve"> thuế </w:t>
-      </w:r>
-      <w:r>
-        <w:rPr>
-          <w:color w:val="000000" w:themeColor="text1"/>
-          <w:sz w:val="28"/>
-          <w:szCs w:val="28"/>
-        </w:rPr>
-        <w:t xml:space="preserve">nhằm theo dõi, nắm bắt việc chấp hành pháp luật, tuân thủ Luật </w:t>
-      </w:r>
-      <w:r>
-        <w:rPr>
-          <w:color w:val="000000" w:themeColor="text1"/>
-          <w:sz w:val="28"/>
-          <w:szCs w:val="28"/>
-        </w:rPr>
-        <w:t>Q</w:t>
-      </w:r>
-      <w:r>
-        <w:rPr>
-          <w:color w:val="000000" w:themeColor="text1"/>
-          <w:sz w:val="28"/>
-          <w:szCs w:val="28"/>
-        </w:rPr>
-        <w:t xml:space="preserve">uản lý thuế, Quy trình </w:t>
-      </w:r>
-      <w:r>
-        <w:rPr>
-          <w:color w:val="000000" w:themeColor="text1"/>
-          <w:sz w:val="28"/>
-          <w:szCs w:val="28"/>
-        </w:rPr>
-        <w:t>kiểm tra</w:t>
-      </w:r>
-      <w:r>
-        <w:rPr>
-          <w:color w:val="000000" w:themeColor="text1"/>
-          <w:sz w:val="28"/>
-          <w:szCs w:val="28"/>
-        </w:rPr>
-        <w:t xml:space="preserve"> thuế, tuân thủ chuẩn mực đạo đức, quy tắc ứng xử của công chức thuế và ý thức kỷ luật của Trưởng đoàn, thành viên Đoàn </w:t>
-      </w:r>
-      <w:r>
-        <w:rPr>
-          <w:color w:val="000000" w:themeColor="text1"/>
-          <w:sz w:val="28"/>
-          <w:szCs w:val="28"/>
-        </w:rPr>
-        <w:t>kiểm tra</w:t>
-      </w:r>
-      <w:r>
-        <w:rPr>
-          <w:color w:val="000000" w:themeColor="text1"/>
-          <w:sz w:val="28"/>
-          <w:szCs w:val="28"/>
-        </w:rPr>
-        <w:t xml:space="preserve"> thuế; tình hình thực hiện nhiệm vụ và triển khai hoạt động </w:t>
-      </w:r>
-      <w:r>
-        <w:rPr>
-          <w:color w:val="000000" w:themeColor="text1"/>
-          <w:sz w:val="28"/>
-          <w:szCs w:val="28"/>
-        </w:rPr>
-        <w:t>kiểm tra</w:t>
-      </w:r>
-      <w:r>
-        <w:rPr>
-          <w:color w:val="000000" w:themeColor="text1"/>
-          <w:sz w:val="28"/>
-          <w:szCs w:val="28"/>
-        </w:rPr>
-        <w:t xml:space="preserve"> thuế</w:t>
-      </w:r>
-      <w:r>
-        <w:rPr>
-          <w:color w:val="000000" w:themeColor="text1"/>
-          <w:sz w:val="28"/>
-          <w:szCs w:val="28"/>
-        </w:rPr>
-        <w:t xml:space="preserve"> để kịp thời có biện pháp chấn chỉnh, xử lý nhằm đảm bảo thực hiện đúng mục đích, yêu cầu, nội dung theo kế hoạch </w:t>
-      </w:r>
-      <w:r>
-        <w:rPr>
-          <w:color w:val="000000" w:themeColor="text1"/>
-          <w:sz w:val="28"/>
-          <w:szCs w:val="28"/>
-        </w:rPr>
-        <w:t>kiểm tra</w:t>
-      </w:r>
-      <w:r>
-        <w:rPr>
-          <w:color w:val="000000" w:themeColor="text1"/>
-          <w:sz w:val="28"/>
-          <w:szCs w:val="28"/>
-        </w:rPr>
-        <w:t xml:space="preserve"> đã được phê duyệt.</w:t>
+        <w:t xml:space="preserve">- </w:t>
+      </w:r>
+      <w:r>
+        <w:rPr>
+          <w:color w:val="000000" w:themeColor="text1"/>
+          <w:sz w:val="28"/>
+          <w:szCs w:val="28"/>
+        </w:rPr>
+        <w:t>Mục đích: Giám sát hoạt động của đoàn kiểm tra nhằm theo dõi, nắm bắt việc chấp hành pháp luật, tuân thủ Luật quản lý thuế, Quy trình kiểm tra thuế, tuân thủ chuẩn mực đạo đức, quy tắc ứng xử của công chức thuế và ý thức kỷ luật của trưởng đoàn, thành viên đoàn kiểm tra thuế; tình hình thực hiện nhiệm vụ và triển khai hoạt động kiểm tra thuế để kịp thời có biện pháp chấn chỉnh, xử lý nhằm đảm bảo thực hiện đúng mục đích, yêu cầu, nội dung theo kế hoạch kiểm tra đã được phê duyệt</w:t>
+      </w:r>
+      <w:r>
+        <w:rPr>
+          <w:color w:val="000000" w:themeColor="text1"/>
+          <w:sz w:val="28"/>
+          <w:szCs w:val="28"/>
+        </w:rPr>
+        <w:t>.</w:t>
       </w:r>
     </w:p>
     <w:p>
@@ -945,37 +890,29 @@
           <w:sz w:val="28"/>
           <w:szCs w:val="28"/>
         </w:rPr>
-        <w:t xml:space="preserve">- Yêu cầu: </w:t>
-      </w:r>
-      <w:r>
-        <w:rPr>
-          <w:color w:val="000000" w:themeColor="text1"/>
-          <w:sz w:val="28"/>
-          <w:szCs w:val="28"/>
-        </w:rPr>
-        <w:t xml:space="preserve">việc giám sát phải được thực hiện thường xuyên, liên tục trong quá trình hoạt động của Đoàn </w:t>
-      </w:r>
-      <w:r>
-        <w:rPr>
-          <w:color w:val="000000" w:themeColor="text1"/>
-          <w:sz w:val="28"/>
-          <w:szCs w:val="28"/>
-        </w:rPr>
-        <w:t>kiểm tra</w:t>
-      </w:r>
-      <w:r>
-        <w:rPr>
-          <w:color w:val="000000" w:themeColor="text1"/>
-          <w:sz w:val="28"/>
-          <w:szCs w:val="28"/>
-        </w:rPr>
-        <w:t xml:space="preserve"> thuế tại trụ sở NNT và đảm bảo tính khách quan, kịp thời, đầy đủ, chính xác.</w:t>
+        <w:t xml:space="preserve">- </w:t>
+      </w:r>
+      <w:r>
+        <w:rPr>
+          <w:color w:val="000000" w:themeColor="text1"/>
+          <w:sz w:val="28"/>
+          <w:szCs w:val="28"/>
+        </w:rPr>
+        <w:t>Yêu cầu: việc giám sát phải được thực hiện thường xuyên, liên tục trong quá trình hoạt động của đoàn kiểm tra thuế tại trụ sở NNT và đảm bảo tính khách quan, kịp thời, đầy đủ, chính xác</w:t>
+      </w:r>
+      <w:r>
+        <w:rPr>
+          <w:color w:val="000000" w:themeColor="text1"/>
+          <w:sz w:val="28"/>
+          <w:szCs w:val="28"/>
+        </w:rPr>
+        <w:t>.</w:t>
       </w:r>
     </w:p>
     <w:p>
       <w:pPr>
         <w:spacing w:line="259" w:lineRule="auto"/>
-        <w:ind w:firstLine="720"/>
+        <w:ind w:firstLine="567"/>
         <w:jc w:val="both"/>
         <w:rPr>
           <w:b/>
@@ -992,6 +929,241 @@
           <w:szCs w:val="28"/>
         </w:rPr>
         <w:t>II. Nội dung giám sát:</w:t>
+      </w:r>
+    </w:p>
+    <w:p>
+      <w:pPr>
+        <w:shd w:val="clear" w:color="auto" w:fill="FFFFFF"/>
+        <w:spacing w:after="120"/>
+        <w:ind w:firstLine="567"/>
+        <w:jc w:val="both"/>
+        <w:rPr>
+          <w:color w:val="000000" w:themeColor="text1"/>
+          <w:sz w:val="28"/>
+          <w:szCs w:val="28"/>
+        </w:rPr>
+      </w:pPr>
+      <w:r>
+        <w:rPr>
+          <w:color w:val="000000" w:themeColor="text1"/>
+          <w:sz w:val="28"/>
+          <w:szCs w:val="28"/>
+        </w:rPr>
+        <w:t>Thực hiện theo quy định tại Điều 8 của quy chế giám sát hoạt động của đoàn kiểm tra (kèm theo Quyết định số 1614/QĐ-TCT ngày 13/10/2020 của Tổng cục Thuế), cụ thể:</w:t>
+      </w:r>
+    </w:p>
+    <w:p>
+      <w:pPr>
+        <w:shd w:val="clear" w:color="auto" w:fill="FFFFFF"/>
+        <w:spacing w:after="120"/>
+        <w:ind w:firstLine="567"/>
+        <w:jc w:val="both"/>
+        <w:rPr>
+          <w:color w:val="000000" w:themeColor="text1"/>
+          <w:sz w:val="28"/>
+          <w:szCs w:val="28"/>
+        </w:rPr>
+      </w:pPr>
+      <w:r>
+        <w:rPr>
+          <w:color w:val="000000" w:themeColor="text1"/>
+          <w:sz w:val="28"/>
+          <w:szCs w:val="28"/>
+        </w:rPr>
+        <w:t>1. Giám sát việc chấp hành pháp luật của trưởng đoàn, thành viên đoàn kiểm tra bao gồm các nội dung sau:</w:t>
+      </w:r>
+    </w:p>
+    <w:p>
+      <w:pPr>
+        <w:shd w:val="clear" w:color="auto" w:fill="FFFFFF"/>
+        <w:spacing w:after="120"/>
+        <w:ind w:firstLine="567"/>
+        <w:jc w:val="both"/>
+        <w:rPr>
+          <w:color w:val="000000" w:themeColor="text1"/>
+          <w:sz w:val="28"/>
+          <w:szCs w:val="28"/>
+        </w:rPr>
+      </w:pPr>
+      <w:r>
+        <w:rPr>
+          <w:color w:val="000000" w:themeColor="text1"/>
+          <w:sz w:val="28"/>
+          <w:szCs w:val="28"/>
+        </w:rPr>
+        <w:t>- Việc thực hiện các quy định của pháp luật về trình tự, thủ tục, thời hạn tiến hành một cuộc thanh tra, kiểm tra thuế theo quy định thanh tra, kiểm tra thuế bao gồm: việc thu thập, tổng hợp, đánh giá thông tin; thực hiện chế độ thông tin, báo cáo; ghi nhật ký đoàn thanh tra, kiểm tra thuế;</w:t>
+      </w:r>
+    </w:p>
+    <w:p>
+      <w:pPr>
+        <w:shd w:val="clear" w:color="auto" w:fill="FFFFFF"/>
+        <w:spacing w:after="120"/>
+        <w:ind w:firstLine="567"/>
+        <w:jc w:val="both"/>
+        <w:rPr>
+          <w:color w:val="000000" w:themeColor="text1"/>
+          <w:sz w:val="28"/>
+          <w:szCs w:val="28"/>
+        </w:rPr>
+      </w:pPr>
+      <w:r>
+        <w:rPr>
+          <w:color w:val="000000" w:themeColor="text1"/>
+          <w:sz w:val="28"/>
+          <w:szCs w:val="28"/>
+        </w:rPr>
+        <w:t>- Việc thực hiện các quyền trong hoạt động thanh tra, kiểm tra thuế đối với người được giám sát, bao gồm: căn cứ, thẩm quyền, trình tự, thủ tục và kết quả thực hiện; việc xử lý ý kiến của đối tượng thanh tra, kiểm tra và các cơ quan, tổ chức, cá nhân có liên quan đến việc thực hiện các quyền trong hoạt động thanh tra, kiểm tra;</w:t>
+      </w:r>
+    </w:p>
+    <w:p>
+      <w:pPr>
+        <w:shd w:val="clear" w:color="auto" w:fill="FFFFFF"/>
+        <w:spacing w:after="120"/>
+        <w:ind w:firstLine="567"/>
+        <w:jc w:val="both"/>
+        <w:rPr>
+          <w:color w:val="000000" w:themeColor="text1"/>
+          <w:sz w:val="28"/>
+          <w:szCs w:val="28"/>
+        </w:rPr>
+      </w:pPr>
+      <w:r>
+        <w:rPr>
+          <w:color w:val="000000" w:themeColor="text1"/>
+          <w:sz w:val="28"/>
+          <w:szCs w:val="28"/>
+        </w:rPr>
+        <w:t xml:space="preserve">- Việc thực hiện các quy định của pháp luật đối với trưởng đoàn, thành viên đoàn thanh tra, kiểm tra, bao gồm: quy định về những điều cấm trong hoạt động </w:t>
+      </w:r>
+      <w:r>
+        <w:rPr>
+          <w:color w:val="000000" w:themeColor="text1"/>
+          <w:sz w:val="28"/>
+          <w:szCs w:val="28"/>
+        </w:rPr>
+        <w:lastRenderedPageBreak/>
+        <w:t>thanh tra, kiểm tra thuế; quy tắc ứng xử của cán bộ thanh tra, kiểm tra thuế; ý thức chấp hành kỷ luật thanh tra, kiểm tra thuế và các quy định khác có liên quan</w:t>
+      </w:r>
+      <w:r>
+        <w:rPr>
+          <w:color w:val="000000" w:themeColor="text1"/>
+          <w:sz w:val="28"/>
+          <w:szCs w:val="28"/>
+        </w:rPr>
+        <w:t>.</w:t>
+      </w:r>
+    </w:p>
+    <w:p>
+      <w:pPr>
+        <w:shd w:val="clear" w:color="auto" w:fill="FFFFFF"/>
+        <w:spacing w:after="120"/>
+        <w:ind w:firstLine="567"/>
+        <w:jc w:val="both"/>
+        <w:rPr>
+          <w:color w:val="000000" w:themeColor="text1"/>
+          <w:sz w:val="28"/>
+          <w:szCs w:val="28"/>
+        </w:rPr>
+      </w:pPr>
+      <w:r>
+        <w:rPr>
+          <w:color w:val="000000" w:themeColor="text1"/>
+          <w:sz w:val="28"/>
+          <w:szCs w:val="28"/>
+        </w:rPr>
+        <w:t xml:space="preserve">2. </w:t>
+      </w:r>
+      <w:r>
+        <w:rPr>
+          <w:color w:val="000000" w:themeColor="text1"/>
+          <w:sz w:val="28"/>
+          <w:szCs w:val="28"/>
+        </w:rPr>
+        <w:t>Giám sát việc thực hiện nhiệm vụ và triển khai hoạt động thanh tra, kiểm tra thuế của đoàn thanh tra, kiểm tra thuế bao gồm các nội dung sau:</w:t>
+      </w:r>
+    </w:p>
+    <w:p>
+      <w:pPr>
+        <w:shd w:val="clear" w:color="auto" w:fill="FFFFFF"/>
+        <w:spacing w:after="120"/>
+        <w:ind w:firstLine="567"/>
+        <w:jc w:val="both"/>
+        <w:rPr>
+          <w:color w:val="000000" w:themeColor="text1"/>
+          <w:sz w:val="28"/>
+          <w:szCs w:val="28"/>
+        </w:rPr>
+      </w:pPr>
+      <w:r>
+        <w:rPr>
+          <w:color w:val="000000" w:themeColor="text1"/>
+          <w:sz w:val="28"/>
+          <w:szCs w:val="28"/>
+        </w:rPr>
+        <w:t>- Tiến độ và kết quả đã đạt được so với yêu cầu theo quyết định thanh tra, kiểm tra; kế hoạch tiến hành thanh tra, kiểm tra;</w:t>
+      </w:r>
+    </w:p>
+    <w:p>
+      <w:pPr>
+        <w:shd w:val="clear" w:color="auto" w:fill="FFFFFF"/>
+        <w:spacing w:after="120"/>
+        <w:ind w:firstLine="567"/>
+        <w:jc w:val="both"/>
+        <w:rPr>
+          <w:color w:val="000000" w:themeColor="text1"/>
+          <w:sz w:val="28"/>
+          <w:szCs w:val="28"/>
+        </w:rPr>
+      </w:pPr>
+      <w:r>
+        <w:rPr>
+          <w:color w:val="000000" w:themeColor="text1"/>
+          <w:sz w:val="28"/>
+          <w:szCs w:val="28"/>
+        </w:rPr>
+        <w:t>- Khó khăn, vướng mắc phát sinh trong hoạt động thanh tra, kiểm tra thuế và tác động đối với việc hoàn thành kế hoạch thanh tra, kiểm tra;</w:t>
+      </w:r>
+    </w:p>
+    <w:p>
+      <w:pPr>
+        <w:shd w:val="clear" w:color="auto" w:fill="FFFFFF"/>
+        <w:spacing w:after="120"/>
+        <w:ind w:firstLine="567"/>
+        <w:jc w:val="both"/>
+        <w:rPr>
+          <w:color w:val="000000" w:themeColor="text1"/>
+          <w:sz w:val="28"/>
+          <w:szCs w:val="28"/>
+        </w:rPr>
+      </w:pPr>
+      <w:r>
+        <w:rPr>
+          <w:color w:val="000000" w:themeColor="text1"/>
+          <w:sz w:val="28"/>
+          <w:szCs w:val="28"/>
+        </w:rPr>
+        <w:t>- Việc thực hiện nhiệm vụ, triển khai hoạt động của trưởng đoàn, thành viên đoàn thanh tra, kiểm tra thuế;</w:t>
+      </w:r>
+    </w:p>
+    <w:p>
+      <w:pPr>
+        <w:shd w:val="clear" w:color="auto" w:fill="FFFFFF"/>
+        <w:spacing w:after="120"/>
+        <w:ind w:firstLine="567"/>
+        <w:jc w:val="both"/>
+        <w:rPr>
+          <w:color w:val="000000" w:themeColor="text1"/>
+          <w:sz w:val="28"/>
+          <w:szCs w:val="28"/>
+        </w:rPr>
+      </w:pPr>
+      <w:r>
+        <w:rPr>
+          <w:color w:val="000000" w:themeColor="text1"/>
+          <w:sz w:val="28"/>
+          <w:szCs w:val="28"/>
+        </w:rPr>
+        <w:t>- Việc xử lý ý kiến khác nhau giữa các thành viên và trưởng đoàn về những vấn đề liên quan đến nội dung thanh tra, kiểm tra;</w:t>
       </w:r>
     </w:p>
     <w:p>
@@ -1011,1017 +1183,7 @@
           <w:sz w:val="28"/>
           <w:szCs w:val="28"/>
         </w:rPr>
-        <w:t xml:space="preserve">Thực hiện theo quy định tại Điều 8 của quy chế giám sát hoạt động của đoàn </w:t>
-      </w:r>
-      <w:r>
-        <w:rPr>
-          <w:color w:val="000000" w:themeColor="text1"/>
-          <w:sz w:val="28"/>
-          <w:szCs w:val="28"/>
-        </w:rPr>
-        <w:t>kiểm</w:t>
-      </w:r>
-      <w:r>
-        <w:rPr>
-          <w:color w:val="000000" w:themeColor="text1"/>
-          <w:sz w:val="28"/>
-          <w:szCs w:val="28"/>
-        </w:rPr>
-        <w:t xml:space="preserve"> tra thuế (kèm theo Quyết định số </w:t>
-      </w:r>
-      <w:r>
-        <w:rPr>
-          <w:color w:val="000000" w:themeColor="text1"/>
-          <w:sz w:val="28"/>
-          <w:szCs w:val="28"/>
-        </w:rPr>
-        <w:t>1614</w:t>
-      </w:r>
-      <w:r>
-        <w:rPr>
-          <w:color w:val="000000" w:themeColor="text1"/>
-          <w:sz w:val="28"/>
-          <w:szCs w:val="28"/>
-        </w:rPr>
-        <w:t xml:space="preserve">/QĐ-TCT ngày </w:t>
-      </w:r>
-      <w:r>
-        <w:rPr>
-          <w:color w:val="000000" w:themeColor="text1"/>
-          <w:sz w:val="28"/>
-          <w:szCs w:val="28"/>
-        </w:rPr>
-        <w:t>13/10/2020</w:t>
-      </w:r>
-      <w:r>
-        <w:rPr>
-          <w:color w:val="000000" w:themeColor="text1"/>
-          <w:sz w:val="28"/>
-          <w:szCs w:val="28"/>
-        </w:rPr>
-        <w:t xml:space="preserve"> của Tổng cục trưởng Tổng cục Thuế), cụ thể:</w:t>
-      </w:r>
-    </w:p>
-    <w:p>
-      <w:pPr>
-        <w:shd w:val="clear" w:color="auto" w:fill="FFFFFF"/>
-        <w:ind w:firstLine="567"/>
-        <w:jc w:val="both"/>
-        <w:rPr>
-          <w:color w:val="000000" w:themeColor="text1"/>
-          <w:sz w:val="28"/>
-          <w:szCs w:val="28"/>
-        </w:rPr>
-      </w:pPr>
-      <w:r>
-        <w:rPr>
-          <w:color w:val="000000" w:themeColor="text1"/>
-          <w:sz w:val="28"/>
-          <w:szCs w:val="28"/>
-        </w:rPr>
-        <w:t xml:space="preserve">1. Giám sát việc chấp hành pháp luật của Trưởng đoàn </w:t>
-      </w:r>
-      <w:r>
-        <w:rPr>
-          <w:color w:val="000000" w:themeColor="text1"/>
-          <w:sz w:val="28"/>
-          <w:szCs w:val="28"/>
-        </w:rPr>
-        <w:t>kiểm tra</w:t>
-      </w:r>
-      <w:r>
-        <w:rPr>
-          <w:color w:val="000000" w:themeColor="text1"/>
-          <w:sz w:val="28"/>
-          <w:szCs w:val="28"/>
-        </w:rPr>
-        <w:t xml:space="preserve">, thành viên Đoàn </w:t>
-      </w:r>
-      <w:r>
-        <w:rPr>
-          <w:color w:val="000000" w:themeColor="text1"/>
-          <w:sz w:val="28"/>
-          <w:szCs w:val="28"/>
-        </w:rPr>
-        <w:t>kiểm</w:t>
-      </w:r>
-      <w:r>
-        <w:rPr>
-          <w:color w:val="000000" w:themeColor="text1"/>
-          <w:sz w:val="28"/>
-          <w:szCs w:val="28"/>
-        </w:rPr>
-        <w:t xml:space="preserve"> tra bao gồm các nội dung sau:</w:t>
-      </w:r>
-    </w:p>
-    <w:p>
-      <w:pPr>
-        <w:shd w:val="clear" w:color="auto" w:fill="FFFFFF"/>
-        <w:ind w:firstLine="567"/>
-        <w:jc w:val="both"/>
-        <w:rPr>
-          <w:color w:val="000000" w:themeColor="text1"/>
-          <w:sz w:val="28"/>
-          <w:szCs w:val="28"/>
-        </w:rPr>
-      </w:pPr>
-      <w:r>
-        <w:rPr>
-          <w:color w:val="000000" w:themeColor="text1"/>
-          <w:sz w:val="28"/>
-          <w:szCs w:val="28"/>
-        </w:rPr>
-        <w:t>-</w:t>
-      </w:r>
-      <w:r>
-        <w:rPr>
-          <w:color w:val="000000" w:themeColor="text1"/>
-          <w:sz w:val="28"/>
-          <w:szCs w:val="28"/>
-        </w:rPr>
-        <w:t xml:space="preserve"> Việc thực hiện các quy định của pháp luật về trình tự, thủ tục, thời hạn tiến hành một cuộc </w:t>
-      </w:r>
-      <w:r>
-        <w:rPr>
-          <w:color w:val="000000" w:themeColor="text1"/>
-          <w:sz w:val="28"/>
-          <w:szCs w:val="28"/>
-        </w:rPr>
-        <w:t>kiểm tra</w:t>
-      </w:r>
-      <w:r>
-        <w:rPr>
-          <w:color w:val="000000" w:themeColor="text1"/>
-          <w:sz w:val="28"/>
-          <w:szCs w:val="28"/>
-        </w:rPr>
-        <w:t>, kiểm</w:t>
-      </w:r>
-      <w:r>
-        <w:rPr>
-          <w:color w:val="000000" w:themeColor="text1"/>
-          <w:sz w:val="28"/>
-          <w:szCs w:val="28"/>
-        </w:rPr>
-        <w:t xml:space="preserve"> tra</w:t>
-      </w:r>
-      <w:r>
-        <w:rPr>
-          <w:color w:val="000000" w:themeColor="text1"/>
-          <w:sz w:val="28"/>
-          <w:szCs w:val="28"/>
-        </w:rPr>
-        <w:t xml:space="preserve"> </w:t>
-      </w:r>
-      <w:r>
-        <w:rPr>
-          <w:color w:val="000000" w:themeColor="text1"/>
-          <w:sz w:val="28"/>
-          <w:szCs w:val="28"/>
-        </w:rPr>
-        <w:t xml:space="preserve">thuế theo quy định </w:t>
-      </w:r>
-      <w:r>
-        <w:rPr>
-          <w:color w:val="000000" w:themeColor="text1"/>
-          <w:sz w:val="28"/>
-          <w:szCs w:val="28"/>
-        </w:rPr>
-        <w:t>kiểm tra</w:t>
-      </w:r>
-      <w:r>
-        <w:rPr>
-          <w:color w:val="000000" w:themeColor="text1"/>
-          <w:sz w:val="28"/>
-          <w:szCs w:val="28"/>
-        </w:rPr>
-        <w:t>, kiểm tra thuế</w:t>
-      </w:r>
-      <w:r>
-        <w:rPr>
-          <w:color w:val="000000" w:themeColor="text1"/>
-          <w:sz w:val="28"/>
-          <w:szCs w:val="28"/>
-        </w:rPr>
-        <w:t xml:space="preserve"> bao gồm: việc thu thập, tổng hợp, đánh giá thông tin; thực hiện chế độ thông tin, báo cáo; ghi nhật ký Đoàn </w:t>
-      </w:r>
-      <w:r>
-        <w:rPr>
-          <w:color w:val="000000" w:themeColor="text1"/>
-          <w:sz w:val="28"/>
-          <w:szCs w:val="28"/>
-        </w:rPr>
-        <w:t>kiểm tra</w:t>
-      </w:r>
-      <w:r>
-        <w:rPr>
-          <w:color w:val="000000" w:themeColor="text1"/>
-          <w:sz w:val="28"/>
-          <w:szCs w:val="28"/>
-        </w:rPr>
-        <w:t>, kiểm</w:t>
-      </w:r>
-      <w:r>
-        <w:rPr>
-          <w:color w:val="000000" w:themeColor="text1"/>
-          <w:sz w:val="28"/>
-          <w:szCs w:val="28"/>
-        </w:rPr>
-        <w:t xml:space="preserve"> tra</w:t>
-      </w:r>
-      <w:r>
-        <w:rPr>
-          <w:color w:val="000000" w:themeColor="text1"/>
-          <w:sz w:val="28"/>
-          <w:szCs w:val="28"/>
-        </w:rPr>
-        <w:t xml:space="preserve"> thuế</w:t>
-      </w:r>
-      <w:r>
-        <w:rPr>
-          <w:color w:val="000000" w:themeColor="text1"/>
-          <w:sz w:val="28"/>
-          <w:szCs w:val="28"/>
-        </w:rPr>
-        <w:t>;</w:t>
-      </w:r>
-    </w:p>
-    <w:p>
-      <w:pPr>
-        <w:shd w:val="clear" w:color="auto" w:fill="FFFFFF"/>
-        <w:ind w:firstLine="567"/>
-        <w:jc w:val="both"/>
-        <w:rPr>
-          <w:color w:val="000000" w:themeColor="text1"/>
-          <w:sz w:val="28"/>
-          <w:szCs w:val="28"/>
-        </w:rPr>
-      </w:pPr>
-      <w:r>
-        <w:rPr>
-          <w:color w:val="000000" w:themeColor="text1"/>
-          <w:sz w:val="28"/>
-          <w:szCs w:val="28"/>
-        </w:rPr>
-        <w:t>-</w:t>
-      </w:r>
-      <w:r>
-        <w:rPr>
-          <w:color w:val="000000" w:themeColor="text1"/>
-          <w:sz w:val="28"/>
-          <w:szCs w:val="28"/>
-        </w:rPr>
-        <w:t xml:space="preserve"> Việc thực hiện các quyền trong hoạt động </w:t>
-      </w:r>
-      <w:r>
-        <w:rPr>
-          <w:color w:val="000000" w:themeColor="text1"/>
-          <w:sz w:val="28"/>
-          <w:szCs w:val="28"/>
-        </w:rPr>
-        <w:t>kiểm tra</w:t>
-      </w:r>
-      <w:r>
-        <w:rPr>
-          <w:color w:val="000000" w:themeColor="text1"/>
-          <w:sz w:val="28"/>
-          <w:szCs w:val="28"/>
-        </w:rPr>
-        <w:t>, kiểm</w:t>
-      </w:r>
-      <w:r>
-        <w:rPr>
-          <w:color w:val="000000" w:themeColor="text1"/>
-          <w:sz w:val="28"/>
-          <w:szCs w:val="28"/>
-        </w:rPr>
-        <w:t xml:space="preserve"> tra</w:t>
-      </w:r>
-      <w:r>
-        <w:rPr>
-          <w:color w:val="000000" w:themeColor="text1"/>
-          <w:sz w:val="28"/>
-          <w:szCs w:val="28"/>
-        </w:rPr>
-        <w:t xml:space="preserve"> thuế đối với người được giám sát</w:t>
-      </w:r>
-      <w:r>
-        <w:rPr>
-          <w:color w:val="000000" w:themeColor="text1"/>
-          <w:sz w:val="28"/>
-          <w:szCs w:val="28"/>
-        </w:rPr>
-        <w:t xml:space="preserve">, bao gồm: căn cứ, thẩm quyền, trình tự, thủ tục và kết quả thực hiện; việc xử lý ý kiến của đối tượng </w:t>
-      </w:r>
-      <w:r>
-        <w:rPr>
-          <w:color w:val="000000" w:themeColor="text1"/>
-          <w:sz w:val="28"/>
-          <w:szCs w:val="28"/>
-        </w:rPr>
-        <w:t>kiểm tra</w:t>
-      </w:r>
-      <w:r>
-        <w:rPr>
-          <w:color w:val="000000" w:themeColor="text1"/>
-          <w:sz w:val="28"/>
-          <w:szCs w:val="28"/>
-        </w:rPr>
-        <w:t>, kiểm</w:t>
-      </w:r>
-      <w:r>
-        <w:rPr>
-          <w:color w:val="000000" w:themeColor="text1"/>
-          <w:sz w:val="28"/>
-          <w:szCs w:val="28"/>
-        </w:rPr>
-        <w:t xml:space="preserve"> tra và các cơ quan, tổ chức, cá nhân có liên quan đến việc thực hiện các quyền trong hoạt động </w:t>
-      </w:r>
-      <w:r>
-        <w:rPr>
-          <w:color w:val="000000" w:themeColor="text1"/>
-          <w:sz w:val="28"/>
-          <w:szCs w:val="28"/>
-        </w:rPr>
-        <w:t>kiểm tra</w:t>
-      </w:r>
-      <w:r>
-        <w:rPr>
-          <w:color w:val="000000" w:themeColor="text1"/>
-          <w:sz w:val="28"/>
-          <w:szCs w:val="28"/>
-        </w:rPr>
-        <w:t>,</w:t>
-      </w:r>
-      <w:r>
-        <w:rPr>
-          <w:color w:val="000000" w:themeColor="text1"/>
-          <w:sz w:val="28"/>
-          <w:szCs w:val="28"/>
-        </w:rPr>
-        <w:t xml:space="preserve"> </w:t>
-      </w:r>
-      <w:r>
-        <w:rPr>
-          <w:color w:val="000000" w:themeColor="text1"/>
-          <w:sz w:val="28"/>
-          <w:szCs w:val="28"/>
-        </w:rPr>
-        <w:t>kiểm tra</w:t>
-      </w:r>
-      <w:r>
-        <w:rPr>
-          <w:color w:val="000000" w:themeColor="text1"/>
-          <w:sz w:val="28"/>
-          <w:szCs w:val="28"/>
-        </w:rPr>
-        <w:t>;</w:t>
-      </w:r>
-    </w:p>
-    <w:p>
-      <w:pPr>
-        <w:shd w:val="clear" w:color="auto" w:fill="FFFFFF"/>
-        <w:ind w:firstLine="567"/>
-        <w:jc w:val="both"/>
-        <w:rPr>
-          <w:color w:val="000000" w:themeColor="text1"/>
-          <w:sz w:val="28"/>
-          <w:szCs w:val="28"/>
-        </w:rPr>
-      </w:pPr>
-      <w:r>
-        <w:rPr>
-          <w:color w:val="000000" w:themeColor="text1"/>
-          <w:sz w:val="28"/>
-          <w:szCs w:val="28"/>
-        </w:rPr>
-        <w:t>-</w:t>
-      </w:r>
-      <w:r>
-        <w:rPr>
-          <w:color w:val="000000" w:themeColor="text1"/>
-          <w:sz w:val="28"/>
-          <w:szCs w:val="28"/>
-        </w:rPr>
-        <w:t xml:space="preserve"> Việc thực hiện các quy định của pháp luật đối với Trưởng đoàn </w:t>
-      </w:r>
-      <w:r>
-        <w:rPr>
-          <w:color w:val="000000" w:themeColor="text1"/>
-          <w:sz w:val="28"/>
-          <w:szCs w:val="28"/>
-        </w:rPr>
-        <w:t>kiểm tra</w:t>
-      </w:r>
-      <w:r>
-        <w:rPr>
-          <w:color w:val="000000" w:themeColor="text1"/>
-          <w:sz w:val="28"/>
-          <w:szCs w:val="28"/>
-        </w:rPr>
-        <w:t>, kiểm tra</w:t>
-      </w:r>
-      <w:r>
-        <w:rPr>
-          <w:color w:val="000000" w:themeColor="text1"/>
-          <w:sz w:val="28"/>
-          <w:szCs w:val="28"/>
-        </w:rPr>
-        <w:t xml:space="preserve">, các thành viên Đoàn </w:t>
-      </w:r>
-      <w:r>
-        <w:rPr>
-          <w:color w:val="000000" w:themeColor="text1"/>
-          <w:sz w:val="28"/>
-          <w:szCs w:val="28"/>
-        </w:rPr>
-        <w:t>kiểm tra</w:t>
-      </w:r>
-      <w:r>
-        <w:rPr>
-          <w:color w:val="000000" w:themeColor="text1"/>
-          <w:sz w:val="28"/>
-          <w:szCs w:val="28"/>
-        </w:rPr>
-        <w:t>, kiểm tra</w:t>
-      </w:r>
-      <w:r>
-        <w:rPr>
-          <w:color w:val="000000" w:themeColor="text1"/>
-          <w:sz w:val="28"/>
-          <w:szCs w:val="28"/>
-        </w:rPr>
-        <w:t xml:space="preserve">, bao gồm: quy định về những điều cấm trong hoạt động </w:t>
-      </w:r>
-      <w:r>
-        <w:rPr>
-          <w:color w:val="000000" w:themeColor="text1"/>
-          <w:sz w:val="28"/>
-          <w:szCs w:val="28"/>
-        </w:rPr>
-        <w:t>kiểm tra</w:t>
-      </w:r>
-      <w:r>
-        <w:rPr>
-          <w:color w:val="000000" w:themeColor="text1"/>
-          <w:sz w:val="28"/>
-          <w:szCs w:val="28"/>
-        </w:rPr>
-        <w:t>, kiểm tra thuế</w:t>
-      </w:r>
-      <w:r>
-        <w:rPr>
-          <w:color w:val="000000" w:themeColor="text1"/>
-          <w:sz w:val="28"/>
-          <w:szCs w:val="28"/>
-        </w:rPr>
-        <w:t xml:space="preserve">; quy tắc ứng xử của cán bộ </w:t>
-      </w:r>
-      <w:r>
-        <w:rPr>
-          <w:color w:val="000000" w:themeColor="text1"/>
-          <w:sz w:val="28"/>
-          <w:szCs w:val="28"/>
-        </w:rPr>
-        <w:t>kiểm tra</w:t>
-      </w:r>
-      <w:r>
-        <w:rPr>
-          <w:color w:val="000000" w:themeColor="text1"/>
-          <w:sz w:val="28"/>
-          <w:szCs w:val="28"/>
-        </w:rPr>
-        <w:t>, kiểm tra thuế</w:t>
-      </w:r>
-      <w:r>
-        <w:rPr>
-          <w:color w:val="000000" w:themeColor="text1"/>
-          <w:sz w:val="28"/>
-          <w:szCs w:val="28"/>
-        </w:rPr>
-        <w:t xml:space="preserve">; ý thức chấp hành kỷ luật </w:t>
-      </w:r>
-      <w:r>
-        <w:rPr>
-          <w:color w:val="000000" w:themeColor="text1"/>
-          <w:sz w:val="28"/>
-          <w:szCs w:val="28"/>
-        </w:rPr>
-        <w:t>kiểm tra</w:t>
-      </w:r>
-      <w:r>
-        <w:rPr>
-          <w:color w:val="000000" w:themeColor="text1"/>
-          <w:sz w:val="28"/>
-          <w:szCs w:val="28"/>
-        </w:rPr>
-        <w:t>, kiểm tra thuế</w:t>
-      </w:r>
-      <w:r>
-        <w:rPr>
-          <w:color w:val="000000" w:themeColor="text1"/>
-          <w:sz w:val="28"/>
-          <w:szCs w:val="28"/>
-        </w:rPr>
-        <w:t xml:space="preserve"> và các quy định khác có liên quan.</w:t>
-      </w:r>
-    </w:p>
-    <w:p>
-      <w:pPr>
-        <w:shd w:val="clear" w:color="auto" w:fill="FFFFFF"/>
-        <w:ind w:firstLine="567"/>
-        <w:jc w:val="both"/>
-        <w:rPr>
-          <w:color w:val="000000" w:themeColor="text1"/>
-          <w:sz w:val="28"/>
-          <w:szCs w:val="28"/>
-        </w:rPr>
-      </w:pPr>
-      <w:r>
-        <w:rPr>
-          <w:color w:val="000000" w:themeColor="text1"/>
-          <w:sz w:val="28"/>
-          <w:szCs w:val="28"/>
-        </w:rPr>
-        <w:lastRenderedPageBreak/>
-        <w:t xml:space="preserve">2. Giám sát việc thực hiện nhiệm vụ và triển khai hoạt động </w:t>
-      </w:r>
-      <w:r>
-        <w:rPr>
-          <w:color w:val="000000" w:themeColor="text1"/>
-          <w:sz w:val="28"/>
-          <w:szCs w:val="28"/>
-        </w:rPr>
-        <w:t>kiểm tra</w:t>
-      </w:r>
-      <w:r>
-        <w:rPr>
-          <w:color w:val="000000" w:themeColor="text1"/>
-          <w:sz w:val="28"/>
-          <w:szCs w:val="28"/>
-        </w:rPr>
-        <w:t>, kiểm tra thuế</w:t>
-      </w:r>
-      <w:r>
-        <w:rPr>
-          <w:color w:val="000000" w:themeColor="text1"/>
-          <w:sz w:val="28"/>
-          <w:szCs w:val="28"/>
-        </w:rPr>
-        <w:t xml:space="preserve"> của Đoàn </w:t>
-      </w:r>
-      <w:r>
-        <w:rPr>
-          <w:color w:val="000000" w:themeColor="text1"/>
-          <w:sz w:val="28"/>
-          <w:szCs w:val="28"/>
-        </w:rPr>
-        <w:t>kiểm tra</w:t>
-      </w:r>
-      <w:r>
-        <w:rPr>
-          <w:color w:val="000000" w:themeColor="text1"/>
-          <w:sz w:val="28"/>
-          <w:szCs w:val="28"/>
-        </w:rPr>
-        <w:t>, kiểm tra thuế</w:t>
-      </w:r>
-      <w:r>
-        <w:rPr>
-          <w:color w:val="000000" w:themeColor="text1"/>
-          <w:sz w:val="28"/>
-          <w:szCs w:val="28"/>
-        </w:rPr>
-        <w:t xml:space="preserve"> bao gồm các nội dung sau:</w:t>
-      </w:r>
-    </w:p>
-    <w:p>
-      <w:pPr>
-        <w:shd w:val="clear" w:color="auto" w:fill="FFFFFF"/>
-        <w:ind w:firstLine="567"/>
-        <w:jc w:val="both"/>
-        <w:rPr>
-          <w:color w:val="000000" w:themeColor="text1"/>
-          <w:sz w:val="28"/>
-          <w:szCs w:val="28"/>
-        </w:rPr>
-      </w:pPr>
-      <w:r>
-        <w:rPr>
-          <w:color w:val="000000" w:themeColor="text1"/>
-          <w:sz w:val="28"/>
-          <w:szCs w:val="28"/>
-        </w:rPr>
-        <w:t>-</w:t>
-      </w:r>
-      <w:r>
-        <w:rPr>
-          <w:color w:val="000000" w:themeColor="text1"/>
-          <w:sz w:val="28"/>
-          <w:szCs w:val="28"/>
-        </w:rPr>
-        <w:t xml:space="preserve"> Tiến độ và kết quả đã đạt được so với yêu cầu theo quyết định </w:t>
-      </w:r>
-      <w:r>
-        <w:rPr>
-          <w:color w:val="000000" w:themeColor="text1"/>
-          <w:sz w:val="28"/>
-          <w:szCs w:val="28"/>
-        </w:rPr>
-        <w:t>kiểm tra</w:t>
-      </w:r>
-      <w:r>
-        <w:rPr>
-          <w:color w:val="000000" w:themeColor="text1"/>
-          <w:sz w:val="28"/>
-          <w:szCs w:val="28"/>
-        </w:rPr>
-        <w:t xml:space="preserve">, </w:t>
-      </w:r>
-      <w:r>
-        <w:rPr>
-          <w:color w:val="000000" w:themeColor="text1"/>
-          <w:sz w:val="28"/>
-          <w:szCs w:val="28"/>
-        </w:rPr>
-        <w:t xml:space="preserve">kiểm tra thuế; </w:t>
-      </w:r>
-      <w:r>
-        <w:rPr>
-          <w:color w:val="000000" w:themeColor="text1"/>
-          <w:sz w:val="28"/>
-          <w:szCs w:val="28"/>
-        </w:rPr>
-        <w:t xml:space="preserve">kế hoạch tiến hành </w:t>
-      </w:r>
-      <w:r>
-        <w:rPr>
-          <w:color w:val="000000" w:themeColor="text1"/>
-          <w:sz w:val="28"/>
-          <w:szCs w:val="28"/>
-        </w:rPr>
-        <w:t>kiểm tra</w:t>
-      </w:r>
-      <w:r>
-        <w:rPr>
-          <w:color w:val="000000" w:themeColor="text1"/>
-          <w:sz w:val="28"/>
-          <w:szCs w:val="28"/>
-        </w:rPr>
-        <w:t>, nội dung kiểm tra</w:t>
-      </w:r>
-      <w:r>
-        <w:rPr>
-          <w:color w:val="000000" w:themeColor="text1"/>
-          <w:sz w:val="28"/>
-          <w:szCs w:val="28"/>
-        </w:rPr>
-        <w:t>;</w:t>
-      </w:r>
-    </w:p>
-    <w:p>
-      <w:pPr>
-        <w:shd w:val="clear" w:color="auto" w:fill="FFFFFF"/>
-        <w:ind w:firstLine="567"/>
-        <w:jc w:val="both"/>
-        <w:rPr>
-          <w:color w:val="000000" w:themeColor="text1"/>
-          <w:sz w:val="28"/>
-          <w:szCs w:val="28"/>
-        </w:rPr>
-      </w:pPr>
-      <w:r>
-        <w:rPr>
-          <w:color w:val="000000" w:themeColor="text1"/>
-          <w:sz w:val="28"/>
-          <w:szCs w:val="28"/>
-        </w:rPr>
-        <w:t>-</w:t>
-      </w:r>
-      <w:r>
-        <w:rPr>
-          <w:color w:val="000000" w:themeColor="text1"/>
-          <w:sz w:val="28"/>
-          <w:szCs w:val="28"/>
-        </w:rPr>
-        <w:t xml:space="preserve"> Khó khăn, vướng mắc phát sinh trong hoạt động </w:t>
-      </w:r>
-      <w:r>
-        <w:rPr>
-          <w:color w:val="000000" w:themeColor="text1"/>
-          <w:sz w:val="28"/>
-          <w:szCs w:val="28"/>
-        </w:rPr>
-        <w:t>kiểm tra</w:t>
-      </w:r>
-      <w:r>
-        <w:rPr>
-          <w:color w:val="000000" w:themeColor="text1"/>
-          <w:sz w:val="28"/>
-          <w:szCs w:val="28"/>
-        </w:rPr>
-        <w:t>, kiểm tra thuế</w:t>
-      </w:r>
-      <w:r>
-        <w:rPr>
-          <w:color w:val="000000" w:themeColor="text1"/>
-          <w:sz w:val="28"/>
-          <w:szCs w:val="28"/>
-        </w:rPr>
-        <w:t xml:space="preserve"> và tác động đối với việc hoàn thành kế hoạch tiến hành </w:t>
-      </w:r>
-      <w:r>
-        <w:rPr>
-          <w:color w:val="000000" w:themeColor="text1"/>
-          <w:sz w:val="28"/>
-          <w:szCs w:val="28"/>
-        </w:rPr>
-        <w:t>kiểm tra</w:t>
-      </w:r>
-      <w:r>
-        <w:rPr>
-          <w:color w:val="000000" w:themeColor="text1"/>
-          <w:sz w:val="28"/>
-          <w:szCs w:val="28"/>
-        </w:rPr>
-        <w:t>, nội dung kiểm tra</w:t>
-      </w:r>
-      <w:r>
-        <w:rPr>
-          <w:color w:val="000000" w:themeColor="text1"/>
-          <w:sz w:val="28"/>
-          <w:szCs w:val="28"/>
-        </w:rPr>
-        <w:t>;</w:t>
-      </w:r>
-    </w:p>
-    <w:p>
-      <w:pPr>
-        <w:shd w:val="clear" w:color="auto" w:fill="FFFFFF"/>
-        <w:ind w:firstLine="567"/>
-        <w:jc w:val="both"/>
-        <w:rPr>
-          <w:color w:val="000000" w:themeColor="text1"/>
-          <w:sz w:val="28"/>
-          <w:szCs w:val="28"/>
-        </w:rPr>
-      </w:pPr>
-      <w:r>
-        <w:rPr>
-          <w:rFonts w:ascii="Arial" w:hAnsi="Arial" w:cs="Arial"/>
-          <w:color w:val="000000" w:themeColor="text1"/>
-          <w:sz w:val="24"/>
-          <w:szCs w:val="24"/>
-        </w:rPr>
-        <w:t>-</w:t>
-      </w:r>
-      <w:r>
-        <w:rPr>
-          <w:color w:val="000000" w:themeColor="text1"/>
-          <w:sz w:val="28"/>
-          <w:szCs w:val="28"/>
-        </w:rPr>
-        <w:t xml:space="preserve"> Việc thực hiện nhiệm vụ, triển khai hoạt động </w:t>
-      </w:r>
-      <w:r>
-        <w:rPr>
-          <w:color w:val="000000" w:themeColor="text1"/>
-          <w:sz w:val="28"/>
-          <w:szCs w:val="28"/>
-        </w:rPr>
-        <w:t>kiểm tra</w:t>
-      </w:r>
-      <w:r>
-        <w:rPr>
-          <w:color w:val="000000" w:themeColor="text1"/>
-          <w:sz w:val="28"/>
-          <w:szCs w:val="28"/>
-        </w:rPr>
-        <w:t>, kiểm tra thuế</w:t>
-      </w:r>
-      <w:r>
-        <w:rPr>
-          <w:color w:val="000000" w:themeColor="text1"/>
-          <w:sz w:val="28"/>
-          <w:szCs w:val="28"/>
-        </w:rPr>
-        <w:t xml:space="preserve"> của Trưởng đoàn </w:t>
-      </w:r>
-      <w:r>
-        <w:rPr>
-          <w:color w:val="000000" w:themeColor="text1"/>
-          <w:sz w:val="28"/>
-          <w:szCs w:val="28"/>
-        </w:rPr>
-        <w:t>kiểm tra</w:t>
-      </w:r>
-      <w:r>
-        <w:rPr>
-          <w:color w:val="000000" w:themeColor="text1"/>
-          <w:sz w:val="28"/>
-          <w:szCs w:val="28"/>
-        </w:rPr>
-        <w:t>, kiểm tra thuế;</w:t>
-      </w:r>
-      <w:r>
-        <w:rPr>
-          <w:color w:val="000000" w:themeColor="text1"/>
-          <w:sz w:val="28"/>
-          <w:szCs w:val="28"/>
-        </w:rPr>
-        <w:t xml:space="preserve"> thành viên Đoàn </w:t>
-      </w:r>
-      <w:r>
-        <w:rPr>
-          <w:color w:val="000000" w:themeColor="text1"/>
-          <w:sz w:val="28"/>
-          <w:szCs w:val="28"/>
-        </w:rPr>
-        <w:t>kiểm tra</w:t>
-      </w:r>
-      <w:r>
-        <w:rPr>
-          <w:color w:val="000000" w:themeColor="text1"/>
-          <w:sz w:val="28"/>
-          <w:szCs w:val="28"/>
-        </w:rPr>
-        <w:t>, kiểm tra thuế</w:t>
-      </w:r>
-      <w:r>
-        <w:rPr>
-          <w:color w:val="000000" w:themeColor="text1"/>
-          <w:sz w:val="28"/>
-          <w:szCs w:val="28"/>
-        </w:rPr>
-        <w:t>;</w:t>
-      </w:r>
-    </w:p>
-    <w:p>
-      <w:pPr>
-        <w:shd w:val="clear" w:color="auto" w:fill="FFFFFF"/>
-        <w:ind w:firstLine="567"/>
-        <w:jc w:val="both"/>
-        <w:rPr>
-          <w:color w:val="000000" w:themeColor="text1"/>
-          <w:sz w:val="28"/>
-          <w:szCs w:val="28"/>
-        </w:rPr>
-      </w:pPr>
-      <w:r>
-        <w:rPr>
-          <w:color w:val="000000" w:themeColor="text1"/>
-          <w:sz w:val="28"/>
-          <w:szCs w:val="28"/>
-        </w:rPr>
-        <w:t>-</w:t>
-      </w:r>
-      <w:r>
-        <w:rPr>
-          <w:color w:val="000000" w:themeColor="text1"/>
-          <w:sz w:val="28"/>
-          <w:szCs w:val="28"/>
-        </w:rPr>
-        <w:t xml:space="preserve"> Việc xử lý ý kiến khác nhau giữa các thành viên Đoàn </w:t>
-      </w:r>
-      <w:r>
-        <w:rPr>
-          <w:color w:val="000000" w:themeColor="text1"/>
-          <w:sz w:val="28"/>
-          <w:szCs w:val="28"/>
-        </w:rPr>
-        <w:t>kiểm tra</w:t>
-      </w:r>
-      <w:r>
-        <w:rPr>
-          <w:color w:val="000000" w:themeColor="text1"/>
-          <w:sz w:val="28"/>
-          <w:szCs w:val="28"/>
-        </w:rPr>
-        <w:t>, kiểm tra thuế</w:t>
-      </w:r>
-      <w:r>
-        <w:rPr>
-          <w:color w:val="000000" w:themeColor="text1"/>
-          <w:sz w:val="28"/>
-          <w:szCs w:val="28"/>
-        </w:rPr>
-        <w:t xml:space="preserve"> và Trưởng đoàn </w:t>
-      </w:r>
-      <w:r>
-        <w:rPr>
-          <w:color w:val="000000" w:themeColor="text1"/>
-          <w:sz w:val="28"/>
-          <w:szCs w:val="28"/>
-        </w:rPr>
-        <w:t>kiểm tra</w:t>
-      </w:r>
-      <w:r>
-        <w:rPr>
-          <w:color w:val="000000" w:themeColor="text1"/>
-          <w:sz w:val="28"/>
-          <w:szCs w:val="28"/>
-        </w:rPr>
-        <w:t xml:space="preserve"> kiểm tra thuế</w:t>
-      </w:r>
-      <w:r>
-        <w:rPr>
-          <w:color w:val="000000" w:themeColor="text1"/>
-          <w:sz w:val="28"/>
-          <w:szCs w:val="28"/>
-        </w:rPr>
-        <w:t xml:space="preserve"> về những vấn đề l</w:t>
-      </w:r>
-      <w:r>
-        <w:rPr>
-          <w:color w:val="000000" w:themeColor="text1"/>
-          <w:sz w:val="28"/>
-          <w:szCs w:val="28"/>
-        </w:rPr>
-        <w:t xml:space="preserve">iên quan đến nội dung </w:t>
-      </w:r>
-      <w:r>
-        <w:rPr>
-          <w:color w:val="000000" w:themeColor="text1"/>
-          <w:sz w:val="28"/>
-          <w:szCs w:val="28"/>
-        </w:rPr>
-        <w:t>kiểm tra</w:t>
-      </w:r>
-      <w:r>
-        <w:rPr>
-          <w:color w:val="000000" w:themeColor="text1"/>
-          <w:sz w:val="28"/>
-          <w:szCs w:val="28"/>
-        </w:rPr>
-        <w:t>, kiểm tra;</w:t>
-      </w:r>
-    </w:p>
-    <w:p>
-      <w:pPr>
-        <w:shd w:val="clear" w:color="auto" w:fill="FFFFFF"/>
-        <w:ind w:firstLine="567"/>
-        <w:jc w:val="both"/>
-        <w:rPr>
-          <w:color w:val="000000" w:themeColor="text1"/>
-          <w:sz w:val="28"/>
-          <w:szCs w:val="28"/>
-        </w:rPr>
-      </w:pPr>
-      <w:r>
-        <w:rPr>
-          <w:color w:val="000000" w:themeColor="text1"/>
-          <w:sz w:val="28"/>
-          <w:szCs w:val="28"/>
-        </w:rPr>
-        <w:t>-</w:t>
-      </w:r>
-      <w:r>
-        <w:rPr>
-          <w:color w:val="000000" w:themeColor="text1"/>
-          <w:sz w:val="28"/>
-          <w:szCs w:val="28"/>
-        </w:rPr>
-        <w:t xml:space="preserve"> Các nội dung khác có liên quan đến việc thực hiện nhiệm vụ, triển khai hoạt động </w:t>
-      </w:r>
-      <w:r>
-        <w:rPr>
-          <w:color w:val="000000" w:themeColor="text1"/>
-          <w:sz w:val="28"/>
-          <w:szCs w:val="28"/>
-        </w:rPr>
-        <w:t>kiểm tra</w:t>
-      </w:r>
-      <w:r>
-        <w:rPr>
-          <w:color w:val="000000" w:themeColor="text1"/>
-          <w:sz w:val="28"/>
-          <w:szCs w:val="28"/>
-        </w:rPr>
-        <w:t>, kiểm tra thuế</w:t>
-      </w:r>
-      <w:r>
-        <w:rPr>
-          <w:color w:val="000000" w:themeColor="text1"/>
-          <w:sz w:val="28"/>
-          <w:szCs w:val="28"/>
-        </w:rPr>
-        <w:t xml:space="preserve"> của Đoàn </w:t>
-      </w:r>
-      <w:r>
-        <w:rPr>
-          <w:color w:val="000000" w:themeColor="text1"/>
-          <w:sz w:val="28"/>
-          <w:szCs w:val="28"/>
-        </w:rPr>
-        <w:t>kiểm tra</w:t>
-      </w:r>
-      <w:r>
-        <w:rPr>
-          <w:color w:val="000000" w:themeColor="text1"/>
-          <w:sz w:val="28"/>
-          <w:szCs w:val="28"/>
-        </w:rPr>
-        <w:t>, kiểm tra thuế</w:t>
+        <w:t>- Các nội dung khác có liên quan đến việc thực hiện nhiệm vụ, triển khai hoạt động của đoàn thanh tra, kiểm tra thuế</w:t>
       </w:r>
       <w:r>
         <w:rPr>
@@ -2204,7 +1366,16 @@
           <w:sz w:val="28"/>
           <w:szCs w:val="28"/>
         </w:rPr>
-        <w:t xml:space="preserve">- Tiến độ thực hiện: </w:t>
+        <w:t xml:space="preserve">- </w:t>
+      </w:r>
+      <w:bookmarkStart w:id="0" w:name="_Hlk193398947"/>
+      <w:r>
+        <w:rPr>
+          <w:color w:val="000000" w:themeColor="text1"/>
+          <w:sz w:val="28"/>
+          <w:szCs w:val="28"/>
+        </w:rPr>
+        <w:t xml:space="preserve">Tiến độ thực hiện: </w:t>
       </w:r>
       <w:r>
         <w:rPr>
@@ -2260,7 +1431,16 @@
           <w:sz w:val="28"/>
           <w:szCs w:val="28"/>
         </w:rPr>
-        <w:t xml:space="preserve"> tại trụ sở của NNT.</w:t>
+        <w:t xml:space="preserve"> tại trụ sở của NNT</w:t>
+      </w:r>
+      <w:bookmarkEnd w:id="0"/>
+      <w:r>
+        <w:rPr>
+          <w:color w:val="000000" w:themeColor="text1"/>
+          <w:sz w:val="28"/>
+          <w:szCs w:val="28"/>
+        </w:rPr>
+        <w:t>.</w:t>
       </w:r>
     </w:p>
     <w:p>
@@ -2280,79 +1460,23 @@
           <w:sz w:val="28"/>
           <w:szCs w:val="28"/>
         </w:rPr>
-        <w:t>- Chế độ thông tin, báo cáo:</w:t>
-      </w:r>
-      <w:r>
-        <w:rPr>
-          <w:color w:val="000000" w:themeColor="text1"/>
-          <w:sz w:val="28"/>
-          <w:szCs w:val="28"/>
-        </w:rPr>
-        <w:t xml:space="preserve"> thực hiện theo </w:t>
-      </w:r>
-      <w:r>
-        <w:rPr>
-          <w:color w:val="000000" w:themeColor="text1"/>
-          <w:sz w:val="28"/>
-          <w:szCs w:val="28"/>
-        </w:rPr>
-        <w:t xml:space="preserve">quy định tại Điều 17 của quy chế giám sát hoạt động của đoàn </w:t>
-      </w:r>
-      <w:r>
-        <w:rPr>
-          <w:color w:val="000000" w:themeColor="text1"/>
-          <w:sz w:val="28"/>
-          <w:szCs w:val="28"/>
-        </w:rPr>
-        <w:t>kiểm tra</w:t>
-      </w:r>
-      <w:r>
-        <w:rPr>
-          <w:color w:val="000000" w:themeColor="text1"/>
-          <w:sz w:val="28"/>
-          <w:szCs w:val="28"/>
-        </w:rPr>
-        <w:t>, kiểm tra</w:t>
-      </w:r>
-      <w:r>
-        <w:rPr>
-          <w:color w:val="000000" w:themeColor="text1"/>
-          <w:sz w:val="28"/>
-          <w:szCs w:val="28"/>
-        </w:rPr>
-        <w:t xml:space="preserve"> thuế (kèm theo Quyết định số </w:t>
-      </w:r>
-      <w:r>
-        <w:rPr>
-          <w:color w:val="000000" w:themeColor="text1"/>
-          <w:sz w:val="28"/>
-          <w:szCs w:val="28"/>
-        </w:rPr>
-        <w:t>1614</w:t>
-      </w:r>
-      <w:r>
-        <w:rPr>
-          <w:color w:val="000000" w:themeColor="text1"/>
-          <w:sz w:val="28"/>
-          <w:szCs w:val="28"/>
-        </w:rPr>
-        <w:t xml:space="preserve">/QĐ-TCT ngày </w:t>
-      </w:r>
-      <w:r>
-        <w:rPr>
-          <w:color w:val="000000" w:themeColor="text1"/>
-          <w:sz w:val="28"/>
-          <w:szCs w:val="28"/>
-        </w:rPr>
-        <w:t>13/10/2020</w:t>
-      </w:r>
-      <w:r>
-        <w:rPr>
-          <w:color w:val="000000" w:themeColor="text1"/>
-          <w:sz w:val="28"/>
-          <w:szCs w:val="28"/>
-        </w:rPr>
-        <w:t xml:space="preserve"> của Tổng cục trưởng Tổng cục Thuế).</w:t>
+        <w:t xml:space="preserve">- </w:t>
+      </w:r>
+      <w:r>
+        <w:rPr>
+          <w:color w:val="000000" w:themeColor="text1"/>
+          <w:sz w:val="28"/>
+          <w:szCs w:val="28"/>
+        </w:rPr>
+        <w:t>Chế độ thông tin, báo cáo: thực hiện theo quy định tại Điều 17 của quy chế giám sát hoạt động của đoàn thanh tra, kiểm tra thuế (kèm theo Quyết định số 1614/QĐ-TCT ngày 13/10/2020 của Tổng cục Thuế)</w:t>
+      </w:r>
+      <w:r>
+        <w:rPr>
+          <w:color w:val="000000" w:themeColor="text1"/>
+          <w:sz w:val="28"/>
+          <w:szCs w:val="28"/>
+        </w:rPr>
+        <w:t>.</w:t>
       </w:r>
     </w:p>
     <w:p>
@@ -2372,20 +1496,29 @@
           <w:sz w:val="28"/>
           <w:szCs w:val="28"/>
         </w:rPr>
-        <w:t>- Điều kiện vật chất đảm bảo hoạt động giám sát:</w:t>
-      </w:r>
-      <w:r>
-        <w:rPr>
-          <w:color w:val="000000" w:themeColor="text1"/>
-          <w:sz w:val="28"/>
-          <w:szCs w:val="28"/>
-        </w:rPr>
-        <w:t xml:space="preserve"> máy tính để bàn, Laptop, điện thoại.</w:t>
+        <w:t xml:space="preserve">- </w:t>
+      </w:r>
+      <w:r>
+        <w:rPr>
+          <w:color w:val="000000" w:themeColor="text1"/>
+          <w:sz w:val="28"/>
+          <w:szCs w:val="28"/>
+        </w:rPr>
+        <w:t>Điều kiện vật chất đảm bảo hoạt động giám sát: máy tính để bàn, Laptop, điện thoại</w:t>
+      </w:r>
+      <w:r>
+        <w:rPr>
+          <w:color w:val="000000" w:themeColor="text1"/>
+          <w:sz w:val="28"/>
+          <w:szCs w:val="28"/>
+        </w:rPr>
+        <w:t>.</w:t>
       </w:r>
     </w:p>
     <w:p>
       <w:pPr>
         <w:shd w:val="clear" w:color="auto" w:fill="FFFFFF"/>
+        <w:spacing w:after="120"/>
         <w:ind w:firstLine="567"/>
         <w:jc w:val="both"/>
         <w:rPr>
@@ -2527,6 +1660,15 @@
           <w:szCs w:val="28"/>
         </w:rPr>
         <w:t xml:space="preserve"> - KIỂM TRA</w:t>
+      </w:r>
+      <w:r>
+        <w:rPr>
+          <w:b/>
+          <w:color w:val="000000" w:themeColor="text1"/>
+          <w:sz w:val="28"/>
+          <w:szCs w:val="28"/>
+        </w:rPr>
+        <w:t xml:space="preserve"> SỐ 4</w:t>
       </w:r>
     </w:p>
     <w:p>
@@ -2715,7 +1857,7 @@
 </file>
 
 <file path=word/endnotes.xml><?xml version="1.0" encoding="utf-8"?>
-<w:endnotes xmlns:wpc="http://schemas.microsoft.com/office/word/2010/wordprocessingCanvas" xmlns:cx="http://schemas.microsoft.com/office/drawing/2014/chartex" xmlns:cx1="http://schemas.microsoft.com/office/drawing/2015/9/8/chartex" xmlns:cx2="http://schemas.microsoft.com/office/drawing/2015/10/21/chartex" xmlns:cx3="http://schemas.microsoft.com/office/drawing/2016/5/9/chartex" xmlns:cx4="http://schemas.microsoft.com/office/drawing/2016/5/10/chartex" xmlns:cx5="http://schemas.microsoft.com/office/drawing/2016/5/11/chartex" xmlns:cx6="http://schemas.microsoft.com/office/drawing/2016/5/12/chartex" xmlns:cx7="http://schemas.microsoft.com/office/drawing/2016/5/13/chartex" xmlns:cx8="http://schemas.microsoft.com/office/drawing/2016/5/14/chartex" xmlns:mc="http://schemas.openxmlformats.org/markup-compatibility/2006" xmlns:aink="http://schemas.microsoft.com/office/drawing/2016/ink" xmlns:am3d="http://schemas.microsoft.com/office/drawing/2017/model3d" xmlns:o="urn:schemas-microsoft-com:office:office" xmlns:r="http://schemas.openxmlformats.org/officeDocument/2006/relationships" xmlns:m="http://schemas.openxmlformats.org/officeDocument/2006/math" xmlns:v="urn:schemas-microsoft-com:vml" xmlns:wp14="http://schemas.microsoft.com/office/word/2010/wordprocessingDrawing" xmlns:wp="http://schemas.openxmlformats.org/drawingml/2006/wordprocessingDrawing" xmlns:w10="urn:schemas-microsoft-com:office:word" xmlns:w="http://schemas.openxmlformats.org/wordprocessingml/2006/main" xmlns:w14="http://schemas.microsoft.com/office/word/2010/wordml" xmlns:w15="http://schemas.microsoft.com/office/word/2012/wordml" xmlns:w16cex="http://schemas.microsoft.com/office/word/2018/wordml/cex" xmlns:w16cid="http://schemas.microsoft.com/office/word/2016/wordml/cid" xmlns:w16="http://schemas.microsoft.com/office/word/2018/wordml" xmlns:w16sdtdh="http://schemas.microsoft.com/office/word/2020/wordml/sdtdatahash" xmlns:w16se="http://schemas.microsoft.com/office/word/2015/wordml/symex" xmlns:wpg="http://schemas.microsoft.com/office/word/2010/wordprocessingGroup" xmlns:wpi="http://schemas.microsoft.com/office/word/2010/wordprocessingInk" xmlns:wne="http://schemas.microsoft.com/office/word/2006/wordml" xmlns:wps="http://schemas.microsoft.com/office/word/2010/wordprocessingShape" mc:Ignorable="w14 w15 w16se w16cid w16 w16cex w16sdtdh wp14">
+<w:endnotes xmlns:wpc="http://schemas.microsoft.com/office/word/2010/wordprocessingCanvas" xmlns:cx="http://schemas.microsoft.com/office/drawing/2014/chartex" xmlns:cx1="http://schemas.microsoft.com/office/drawing/2015/9/8/chartex" xmlns:cx2="http://schemas.microsoft.com/office/drawing/2015/10/21/chartex" xmlns:cx3="http://schemas.microsoft.com/office/drawing/2016/5/9/chartex" xmlns:cx4="http://schemas.microsoft.com/office/drawing/2016/5/10/chartex" xmlns:cx5="http://schemas.microsoft.com/office/drawing/2016/5/11/chartex" xmlns:cx6="http://schemas.microsoft.com/office/drawing/2016/5/12/chartex" xmlns:cx7="http://schemas.microsoft.com/office/drawing/2016/5/13/chartex" xmlns:cx8="http://schemas.microsoft.com/office/drawing/2016/5/14/chartex" xmlns:mc="http://schemas.openxmlformats.org/markup-compatibility/2006" xmlns:aink="http://schemas.microsoft.com/office/drawing/2016/ink" xmlns:am3d="http://schemas.microsoft.com/office/drawing/2017/model3d" xmlns:o="urn:schemas-microsoft-com:office:office" xmlns:oel="http://schemas.microsoft.com/office/2019/extlst" xmlns:r="http://schemas.openxmlformats.org/officeDocument/2006/relationships" xmlns:m="http://schemas.openxmlformats.org/officeDocument/2006/math" xmlns:v="urn:schemas-microsoft-com:vml" xmlns:wp14="http://schemas.microsoft.com/office/word/2010/wordprocessingDrawing" xmlns:wp="http://schemas.openxmlformats.org/drawingml/2006/wordprocessingDrawing" xmlns:w10="urn:schemas-microsoft-com:office:word" xmlns:w="http://schemas.openxmlformats.org/wordprocessingml/2006/main" xmlns:w14="http://schemas.microsoft.com/office/word/2010/wordml" xmlns:w15="http://schemas.microsoft.com/office/word/2012/wordml" xmlns:w16cex="http://schemas.microsoft.com/office/word/2018/wordml/cex" xmlns:w16cid="http://schemas.microsoft.com/office/word/2016/wordml/cid" xmlns:w16="http://schemas.microsoft.com/office/word/2018/wordml" xmlns:w16du="http://schemas.microsoft.com/office/word/2023/wordml/word16du" xmlns:w16sdtdh="http://schemas.microsoft.com/office/word/2020/wordml/sdtdatahash" xmlns:w16sdtfl="http://schemas.microsoft.com/office/word/2024/wordml/sdtformatlock" xmlns:w16se="http://schemas.microsoft.com/office/word/2015/wordml/symex" xmlns:wpg="http://schemas.microsoft.com/office/word/2010/wordprocessingGroup" xmlns:wpi="http://schemas.microsoft.com/office/word/2010/wordprocessingInk" xmlns:wne="http://schemas.microsoft.com/office/word/2006/wordml" xmlns:wps="http://schemas.microsoft.com/office/word/2010/wordprocessingShape" mc:Ignorable="w14 w15 w16se w16cid w16 w16cex w16sdtdh w16sdtfl w16du wp14">
   <w:endnote w:type="separator" w:id="-1">
     <w:p>
       <w:r>
@@ -2734,7 +1876,7 @@
 </file>
 
 <file path=word/footer1.xml><?xml version="1.0" encoding="utf-8"?>
-<w:ftr xmlns:wpc="http://schemas.microsoft.com/office/word/2010/wordprocessingCanvas" xmlns:cx="http://schemas.microsoft.com/office/drawing/2014/chartex" xmlns:cx1="http://schemas.microsoft.com/office/drawing/2015/9/8/chartex" xmlns:cx2="http://schemas.microsoft.com/office/drawing/2015/10/21/chartex" xmlns:cx3="http://schemas.microsoft.com/office/drawing/2016/5/9/chartex" xmlns:cx4="http://schemas.microsoft.com/office/drawing/2016/5/10/chartex" xmlns:cx5="http://schemas.microsoft.com/office/drawing/2016/5/11/chartex" xmlns:cx6="http://schemas.microsoft.com/office/drawing/2016/5/12/chartex" xmlns:cx7="http://schemas.microsoft.com/office/drawing/2016/5/13/chartex" xmlns:cx8="http://schemas.microsoft.com/office/drawing/2016/5/14/chartex" xmlns:mc="http://schemas.openxmlformats.org/markup-compatibility/2006" xmlns:aink="http://schemas.microsoft.com/office/drawing/2016/ink" xmlns:am3d="http://schemas.microsoft.com/office/drawing/2017/model3d" xmlns:o="urn:schemas-microsoft-com:office:office" xmlns:r="http://schemas.openxmlformats.org/officeDocument/2006/relationships" xmlns:m="http://schemas.openxmlformats.org/officeDocument/2006/math" xmlns:v="urn:schemas-microsoft-com:vml" xmlns:wp14="http://schemas.microsoft.com/office/word/2010/wordprocessingDrawing" xmlns:wp="http://schemas.openxmlformats.org/drawingml/2006/wordprocessingDrawing" xmlns:w10="urn:schemas-microsoft-com:office:word" xmlns:w="http://schemas.openxmlformats.org/wordprocessingml/2006/main" xmlns:w14="http://schemas.microsoft.com/office/word/2010/wordml" xmlns:w15="http://schemas.microsoft.com/office/word/2012/wordml" xmlns:w16cex="http://schemas.microsoft.com/office/word/2018/wordml/cex" xmlns:w16cid="http://schemas.microsoft.com/office/word/2016/wordml/cid" xmlns:w16="http://schemas.microsoft.com/office/word/2018/wordml" xmlns:w16sdtdh="http://schemas.microsoft.com/office/word/2020/wordml/sdtdatahash" xmlns:w16se="http://schemas.microsoft.com/office/word/2015/wordml/symex" xmlns:wpg="http://schemas.microsoft.com/office/word/2010/wordprocessingGroup" xmlns:wpi="http://schemas.microsoft.com/office/word/2010/wordprocessingInk" xmlns:wne="http://schemas.microsoft.com/office/word/2006/wordml" xmlns:wps="http://schemas.microsoft.com/office/word/2010/wordprocessingShape" mc:Ignorable="w14 w15 w16se w16cid w16 w16cex w16sdtdh wp14">
+<w:ftr xmlns:wpc="http://schemas.microsoft.com/office/word/2010/wordprocessingCanvas" xmlns:cx="http://schemas.microsoft.com/office/drawing/2014/chartex" xmlns:cx1="http://schemas.microsoft.com/office/drawing/2015/9/8/chartex" xmlns:cx2="http://schemas.microsoft.com/office/drawing/2015/10/21/chartex" xmlns:cx3="http://schemas.microsoft.com/office/drawing/2016/5/9/chartex" xmlns:cx4="http://schemas.microsoft.com/office/drawing/2016/5/10/chartex" xmlns:cx5="http://schemas.microsoft.com/office/drawing/2016/5/11/chartex" xmlns:cx6="http://schemas.microsoft.com/office/drawing/2016/5/12/chartex" xmlns:cx7="http://schemas.microsoft.com/office/drawing/2016/5/13/chartex" xmlns:cx8="http://schemas.microsoft.com/office/drawing/2016/5/14/chartex" xmlns:mc="http://schemas.openxmlformats.org/markup-compatibility/2006" xmlns:aink="http://schemas.microsoft.com/office/drawing/2016/ink" xmlns:am3d="http://schemas.microsoft.com/office/drawing/2017/model3d" xmlns:o="urn:schemas-microsoft-com:office:office" xmlns:oel="http://schemas.microsoft.com/office/2019/extlst" xmlns:r="http://schemas.openxmlformats.org/officeDocument/2006/relationships" xmlns:m="http://schemas.openxmlformats.org/officeDocument/2006/math" xmlns:v="urn:schemas-microsoft-com:vml" xmlns:wp14="http://schemas.microsoft.com/office/word/2010/wordprocessingDrawing" xmlns:wp="http://schemas.openxmlformats.org/drawingml/2006/wordprocessingDrawing" xmlns:w10="urn:schemas-microsoft-com:office:word" xmlns:w="http://schemas.openxmlformats.org/wordprocessingml/2006/main" xmlns:w14="http://schemas.microsoft.com/office/word/2010/wordml" xmlns:w15="http://schemas.microsoft.com/office/word/2012/wordml" xmlns:w16cex="http://schemas.microsoft.com/office/word/2018/wordml/cex" xmlns:w16cid="http://schemas.microsoft.com/office/word/2016/wordml/cid" xmlns:w16="http://schemas.microsoft.com/office/word/2018/wordml" xmlns:w16du="http://schemas.microsoft.com/office/word/2023/wordml/word16du" xmlns:w16sdtdh="http://schemas.microsoft.com/office/word/2020/wordml/sdtdatahash" xmlns:w16sdtfl="http://schemas.microsoft.com/office/word/2024/wordml/sdtformatlock" xmlns:w16se="http://schemas.microsoft.com/office/word/2015/wordml/symex" xmlns:wpg="http://schemas.microsoft.com/office/word/2010/wordprocessingGroup" xmlns:wpi="http://schemas.microsoft.com/office/word/2010/wordprocessingInk" xmlns:wne="http://schemas.microsoft.com/office/word/2006/wordml" xmlns:wps="http://schemas.microsoft.com/office/word/2010/wordprocessingShape" mc:Ignorable="w14 w15 w16se w16cid w16 w16cex w16sdtdh w16sdtfl w16du wp14">
   <w:p>
     <w:pPr>
       <w:pStyle w:val="Footer"/>
@@ -2769,7 +1911,7 @@
 </file>
 
 <file path=word/footnotes.xml><?xml version="1.0" encoding="utf-8"?>
-<w:footnotes xmlns:wpc="http://schemas.microsoft.com/office/word/2010/wordprocessingCanvas" xmlns:cx="http://schemas.microsoft.com/office/drawing/2014/chartex" xmlns:cx1="http://schemas.microsoft.com/office/drawing/2015/9/8/chartex" xmlns:cx2="http://schemas.microsoft.com/office/drawing/2015/10/21/chartex" xmlns:cx3="http://schemas.microsoft.com/office/drawing/2016/5/9/chartex" xmlns:cx4="http://schemas.microsoft.com/office/drawing/2016/5/10/chartex" xmlns:cx5="http://schemas.microsoft.com/office/drawing/2016/5/11/chartex" xmlns:cx6="http://schemas.microsoft.com/office/drawing/2016/5/12/chartex" xmlns:cx7="http://schemas.microsoft.com/office/drawing/2016/5/13/chartex" xmlns:cx8="http://schemas.microsoft.com/office/drawing/2016/5/14/chartex" xmlns:mc="http://schemas.openxmlformats.org/markup-compatibility/2006" xmlns:aink="http://schemas.microsoft.com/office/drawing/2016/ink" xmlns:am3d="http://schemas.microsoft.com/office/drawing/2017/model3d" xmlns:o="urn:schemas-microsoft-com:office:office" xmlns:r="http://schemas.openxmlformats.org/officeDocument/2006/relationships" xmlns:m="http://schemas.openxmlformats.org/officeDocument/2006/math" xmlns:v="urn:schemas-microsoft-com:vml" xmlns:wp14="http://schemas.microsoft.com/office/word/2010/wordprocessingDrawing" xmlns:wp="http://schemas.openxmlformats.org/drawingml/2006/wordprocessingDrawing" xmlns:w10="urn:schemas-microsoft-com:office:word" xmlns:w="http://schemas.openxmlformats.org/wordprocessingml/2006/main" xmlns:w14="http://schemas.microsoft.com/office/word/2010/wordml" xmlns:w15="http://schemas.microsoft.com/office/word/2012/wordml" xmlns:w16cex="http://schemas.microsoft.com/office/word/2018/wordml/cex" xmlns:w16cid="http://schemas.microsoft.com/office/word/2016/wordml/cid" xmlns:w16="http://schemas.microsoft.com/office/word/2018/wordml" xmlns:w16sdtdh="http://schemas.microsoft.com/office/word/2020/wordml/sdtdatahash" xmlns:w16se="http://schemas.microsoft.com/office/word/2015/wordml/symex" xmlns:wpg="http://schemas.microsoft.com/office/word/2010/wordprocessingGroup" xmlns:wpi="http://schemas.microsoft.com/office/word/2010/wordprocessingInk" xmlns:wne="http://schemas.microsoft.com/office/word/2006/wordml" xmlns:wps="http://schemas.microsoft.com/office/word/2010/wordprocessingShape" mc:Ignorable="w14 w15 w16se w16cid w16 w16cex w16sdtdh wp14">
+<w:footnotes xmlns:wpc="http://schemas.microsoft.com/office/word/2010/wordprocessingCanvas" xmlns:cx="http://schemas.microsoft.com/office/drawing/2014/chartex" xmlns:cx1="http://schemas.microsoft.com/office/drawing/2015/9/8/chartex" xmlns:cx2="http://schemas.microsoft.com/office/drawing/2015/10/21/chartex" xmlns:cx3="http://schemas.microsoft.com/office/drawing/2016/5/9/chartex" xmlns:cx4="http://schemas.microsoft.com/office/drawing/2016/5/10/chartex" xmlns:cx5="http://schemas.microsoft.com/office/drawing/2016/5/11/chartex" xmlns:cx6="http://schemas.microsoft.com/office/drawing/2016/5/12/chartex" xmlns:cx7="http://schemas.microsoft.com/office/drawing/2016/5/13/chartex" xmlns:cx8="http://schemas.microsoft.com/office/drawing/2016/5/14/chartex" xmlns:mc="http://schemas.openxmlformats.org/markup-compatibility/2006" xmlns:aink="http://schemas.microsoft.com/office/drawing/2016/ink" xmlns:am3d="http://schemas.microsoft.com/office/drawing/2017/model3d" xmlns:o="urn:schemas-microsoft-com:office:office" xmlns:oel="http://schemas.microsoft.com/office/2019/extlst" xmlns:r="http://schemas.openxmlformats.org/officeDocument/2006/relationships" xmlns:m="http://schemas.openxmlformats.org/officeDocument/2006/math" xmlns:v="urn:schemas-microsoft-com:vml" xmlns:wp14="http://schemas.microsoft.com/office/word/2010/wordprocessingDrawing" xmlns:wp="http://schemas.openxmlformats.org/drawingml/2006/wordprocessingDrawing" xmlns:w10="urn:schemas-microsoft-com:office:word" xmlns:w="http://schemas.openxmlformats.org/wordprocessingml/2006/main" xmlns:w14="http://schemas.microsoft.com/office/word/2010/wordml" xmlns:w15="http://schemas.microsoft.com/office/word/2012/wordml" xmlns:w16cex="http://schemas.microsoft.com/office/word/2018/wordml/cex" xmlns:w16cid="http://schemas.microsoft.com/office/word/2016/wordml/cid" xmlns:w16="http://schemas.microsoft.com/office/word/2018/wordml" xmlns:w16du="http://schemas.microsoft.com/office/word/2023/wordml/word16du" xmlns:w16sdtdh="http://schemas.microsoft.com/office/word/2020/wordml/sdtdatahash" xmlns:w16sdtfl="http://schemas.microsoft.com/office/word/2024/wordml/sdtformatlock" xmlns:w16se="http://schemas.microsoft.com/office/word/2015/wordml/symex" xmlns:wpg="http://schemas.microsoft.com/office/word/2010/wordprocessingGroup" xmlns:wpi="http://schemas.microsoft.com/office/word/2010/wordprocessingInk" xmlns:wne="http://schemas.microsoft.com/office/word/2006/wordml" xmlns:wps="http://schemas.microsoft.com/office/word/2010/wordprocessingShape" mc:Ignorable="w14 w15 w16se w16cid w16 w16cex w16sdtdh w16sdtfl w16du wp14">
   <w:footnote w:type="separator" w:id="-1">
     <w:p>
       <w:r>
@@ -2788,7 +1930,7 @@
 </file>
 
 <file path=word/numbering.xml><?xml version="1.0" encoding="utf-8"?>
-<w:numbering xmlns:wpc="http://schemas.microsoft.com/office/word/2010/wordprocessingCanvas" xmlns:cx="http://schemas.microsoft.com/office/drawing/2014/chartex" xmlns:cx1="http://schemas.microsoft.com/office/drawing/2015/9/8/chartex" xmlns:cx2="http://schemas.microsoft.com/office/drawing/2015/10/21/chartex" xmlns:cx3="http://schemas.microsoft.com/office/drawing/2016/5/9/chartex" xmlns:cx4="http://schemas.microsoft.com/office/drawing/2016/5/10/chartex" xmlns:cx5="http://schemas.microsoft.com/office/drawing/2016/5/11/chartex" xmlns:cx6="http://schemas.microsoft.com/office/drawing/2016/5/12/chartex" xmlns:cx7="http://schemas.microsoft.com/office/drawing/2016/5/13/chartex" xmlns:cx8="http://schemas.microsoft.com/office/drawing/2016/5/14/chartex" xmlns:mc="http://schemas.openxmlformats.org/markup-compatibility/2006" xmlns:aink="http://schemas.microsoft.com/office/drawing/2016/ink" xmlns:am3d="http://schemas.microsoft.com/office/drawing/2017/model3d" xmlns:o="urn:schemas-microsoft-com:office:office" xmlns:r="http://schemas.openxmlformats.org/officeDocument/2006/relationships" xmlns:m="http://schemas.openxmlformats.org/officeDocument/2006/math" xmlns:v="urn:schemas-microsoft-com:vml" xmlns:wp14="http://schemas.microsoft.com/office/word/2010/wordprocessingDrawing" xmlns:wp="http://schemas.openxmlformats.org/drawingml/2006/wordprocessingDrawing" xmlns:w10="urn:schemas-microsoft-com:office:word" xmlns:w="http://schemas.openxmlformats.org/wordprocessingml/2006/main" xmlns:w14="http://schemas.microsoft.com/office/word/2010/wordml" xmlns:w15="http://schemas.microsoft.com/office/word/2012/wordml" xmlns:w16cex="http://schemas.microsoft.com/office/word/2018/wordml/cex" xmlns:w16cid="http://schemas.microsoft.com/office/word/2016/wordml/cid" xmlns:w16="http://schemas.microsoft.com/office/word/2018/wordml" xmlns:w16sdtdh="http://schemas.microsoft.com/office/word/2020/wordml/sdtdatahash" xmlns:w16se="http://schemas.microsoft.com/office/word/2015/wordml/symex" xmlns:wpg="http://schemas.microsoft.com/office/word/2010/wordprocessingGroup" xmlns:wpi="http://schemas.microsoft.com/office/word/2010/wordprocessingInk" xmlns:wne="http://schemas.microsoft.com/office/word/2006/wordml" xmlns:wps="http://schemas.microsoft.com/office/word/2010/wordprocessingShape" mc:Ignorable="w14 w15 w16se w16cid w16 w16cex w16sdtdh wp14">
+<w:numbering xmlns:wpc="http://schemas.microsoft.com/office/word/2010/wordprocessingCanvas" xmlns:cx="http://schemas.microsoft.com/office/drawing/2014/chartex" xmlns:cx1="http://schemas.microsoft.com/office/drawing/2015/9/8/chartex" xmlns:cx2="http://schemas.microsoft.com/office/drawing/2015/10/21/chartex" xmlns:cx3="http://schemas.microsoft.com/office/drawing/2016/5/9/chartex" xmlns:cx4="http://schemas.microsoft.com/office/drawing/2016/5/10/chartex" xmlns:cx5="http://schemas.microsoft.com/office/drawing/2016/5/11/chartex" xmlns:cx6="http://schemas.microsoft.com/office/drawing/2016/5/12/chartex" xmlns:cx7="http://schemas.microsoft.com/office/drawing/2016/5/13/chartex" xmlns:cx8="http://schemas.microsoft.com/office/drawing/2016/5/14/chartex" xmlns:mc="http://schemas.openxmlformats.org/markup-compatibility/2006" xmlns:aink="http://schemas.microsoft.com/office/drawing/2016/ink" xmlns:am3d="http://schemas.microsoft.com/office/drawing/2017/model3d" xmlns:o="urn:schemas-microsoft-com:office:office" xmlns:oel="http://schemas.microsoft.com/office/2019/extlst" xmlns:r="http://schemas.openxmlformats.org/officeDocument/2006/relationships" xmlns:m="http://schemas.openxmlformats.org/officeDocument/2006/math" xmlns:v="urn:schemas-microsoft-com:vml" xmlns:wp14="http://schemas.microsoft.com/office/word/2010/wordprocessingDrawing" xmlns:wp="http://schemas.openxmlformats.org/drawingml/2006/wordprocessingDrawing" xmlns:w10="urn:schemas-microsoft-com:office:word" xmlns:w="http://schemas.openxmlformats.org/wordprocessingml/2006/main" xmlns:w14="http://schemas.microsoft.com/office/word/2010/wordml" xmlns:w15="http://schemas.microsoft.com/office/word/2012/wordml" xmlns:w16cex="http://schemas.microsoft.com/office/word/2018/wordml/cex" xmlns:w16cid="http://schemas.microsoft.com/office/word/2016/wordml/cid" xmlns:w16="http://schemas.microsoft.com/office/word/2018/wordml" xmlns:w16du="http://schemas.microsoft.com/office/word/2023/wordml/word16du" xmlns:w16sdtdh="http://schemas.microsoft.com/office/word/2020/wordml/sdtdatahash" xmlns:w16sdtfl="http://schemas.microsoft.com/office/word/2024/wordml/sdtformatlock" xmlns:w16se="http://schemas.microsoft.com/office/word/2015/wordml/symex" xmlns:wpg="http://schemas.microsoft.com/office/word/2010/wordprocessingGroup" xmlns:wpi="http://schemas.microsoft.com/office/word/2010/wordprocessingInk" xmlns:wne="http://schemas.microsoft.com/office/word/2006/wordml" xmlns:wps="http://schemas.microsoft.com/office/word/2010/wordprocessingShape" mc:Ignorable="w14 w15 w16se w16cid w16 w16cex w16sdtdh w16sdtfl w16du wp14">
   <w:abstractNum w:abstractNumId="0" w15:restartNumberingAfterBreak="0">
     <w:nsid w:val="0F42013D"/>
     <w:multiLevelType w:val="hybridMultilevel"/>
@@ -3332,26 +2474,26 @@
       </w:pPr>
     </w:lvl>
   </w:abstractNum>
-  <w:num w:numId="1">
+  <w:num w:numId="1" w16cid:durableId="560865313">
     <w:abstractNumId w:val="1"/>
   </w:num>
-  <w:num w:numId="2">
+  <w:num w:numId="2" w16cid:durableId="1322926452">
     <w:abstractNumId w:val="3"/>
   </w:num>
-  <w:num w:numId="3">
+  <w:num w:numId="3" w16cid:durableId="310408788">
     <w:abstractNumId w:val="4"/>
   </w:num>
-  <w:num w:numId="4">
+  <w:num w:numId="4" w16cid:durableId="493493306">
     <w:abstractNumId w:val="2"/>
   </w:num>
-  <w:num w:numId="5">
+  <w:num w:numId="5" w16cid:durableId="429132020">
     <w:abstractNumId w:val="0"/>
   </w:num>
 </w:numbering>
 </file>
 
 <file path=word/styles.xml><?xml version="1.0" encoding="utf-8"?>
-<w:styles xmlns:mc="http://schemas.openxmlformats.org/markup-compatibility/2006" xmlns:r="http://schemas.openxmlformats.org/officeDocument/2006/relationships" xmlns:w="http://schemas.openxmlformats.org/wordprocessingml/2006/main" xmlns:w14="http://schemas.microsoft.com/office/word/2010/wordml" xmlns:w15="http://schemas.microsoft.com/office/word/2012/wordml" xmlns:w16cex="http://schemas.microsoft.com/office/word/2018/wordml/cex" xmlns:w16cid="http://schemas.microsoft.com/office/word/2016/wordml/cid" xmlns:w16="http://schemas.microsoft.com/office/word/2018/wordml" xmlns:w16sdtdh="http://schemas.microsoft.com/office/word/2020/wordml/sdtdatahash" xmlns:w16se="http://schemas.microsoft.com/office/word/2015/wordml/symex" mc:Ignorable="w14 w15 w16se w16cid w16 w16cex w16sdtdh">
+<w:styles xmlns:mc="http://schemas.openxmlformats.org/markup-compatibility/2006" xmlns:r="http://schemas.openxmlformats.org/officeDocument/2006/relationships" xmlns:w="http://schemas.openxmlformats.org/wordprocessingml/2006/main" xmlns:w14="http://schemas.microsoft.com/office/word/2010/wordml" xmlns:w15="http://schemas.microsoft.com/office/word/2012/wordml" xmlns:w16cex="http://schemas.microsoft.com/office/word/2018/wordml/cex" xmlns:w16cid="http://schemas.microsoft.com/office/word/2016/wordml/cid" xmlns:w16="http://schemas.microsoft.com/office/word/2018/wordml" xmlns:w16du="http://schemas.microsoft.com/office/word/2023/wordml/word16du" xmlns:w16sdtdh="http://schemas.microsoft.com/office/word/2020/wordml/sdtdatahash" xmlns:w16sdtfl="http://schemas.microsoft.com/office/word/2024/wordml/sdtformatlock" xmlns:w16se="http://schemas.microsoft.com/office/word/2015/wordml/symex" mc:Ignorable="w14 w15 w16se w16cid w16 w16cex w16sdtdh w16sdtfl w16du">
   <w:docDefaults>
     <w:rPrDefault>
       <w:rPr>
@@ -3379,6 +2521,7 @@
     <w:lsdException w:name="Strong" w:qFormat="1"/>
     <w:lsdException w:name="Emphasis" w:qFormat="1"/>
     <w:lsdException w:name="HTML Keyboard" w:semiHidden="1" w:unhideWhenUsed="1"/>
+    <w:lsdException w:name="Normal Table" w:semiHidden="1" w:unhideWhenUsed="1"/>
     <w:lsdException w:name="annotation subject" w:semiHidden="1" w:unhideWhenUsed="1"/>
     <w:lsdException w:name="No List" w:semiHidden="1" w:unhideWhenUsed="1"/>
     <w:lsdException w:name="Outline List 1" w:semiHidden="1" w:unhideWhenUsed="1"/>
@@ -3421,8 +2564,11 @@
     <w:lsdException w:name="Table Contemporary" w:semiHidden="1" w:unhideWhenUsed="1"/>
     <w:lsdException w:name="Table Elegant" w:semiHidden="1" w:unhideWhenUsed="1"/>
     <w:lsdException w:name="Table Professional" w:semiHidden="1" w:unhideWhenUsed="1"/>
+    <w:lsdException w:name="Table Subtle 1" w:semiHidden="1" w:unhideWhenUsed="1"/>
     <w:lsdException w:name="Table Subtle 2" w:semiHidden="1" w:unhideWhenUsed="1"/>
     <w:lsdException w:name="Table Web 1" w:semiHidden="1" w:unhideWhenUsed="1"/>
+    <w:lsdException w:name="Table Web 2" w:semiHidden="1" w:unhideWhenUsed="1"/>
+    <w:lsdException w:name="Table Web 3" w:semiHidden="1" w:unhideWhenUsed="1"/>
     <w:lsdException w:name="Balloon Text" w:semiHidden="1" w:unhideWhenUsed="1"/>
     <w:lsdException w:name="Table Theme" w:semiHidden="1" w:unhideWhenUsed="1"/>
     <w:lsdException w:name="Placeholder Text" w:semiHidden="1" w:uiPriority="99"/>

--- a/static/media/1.kh_giam_sat_ktr.docx
+++ b/static/media/1.kh_giam_sat_ktr.docx
@@ -567,6 +567,14 @@
           <w:szCs w:val="28"/>
         </w:rPr>
         <w:t>QTR</w:t>
+      </w:r>
+      <w:r>
+        <w:rPr>
+          <w:color w:val="000000" w:themeColor="text1"/>
+          <w:sz w:val="28"/>
+          <w:szCs w:val="28"/>
+        </w:rPr>
+        <w:t xml:space="preserve"> </w:t>
       </w:r>
       <w:r>
         <w:rPr>

--- a/static/media/1.kh_giam_sat_ktr.docx
+++ b/static/media/1.kh_giam_sat_ktr.docx
@@ -1257,51 +1257,6 @@
           <w:lang w:val="nl-NL"/>
         </w:rPr>
         <w:t>&lt;LD_CUC&gt;</w:t>
-      </w:r>
-      <w:r>
-        <w:rPr>
-          <w:b/>
-          <w:color w:val="000000" w:themeColor="text1"/>
-          <w:sz w:val="28"/>
-          <w:szCs w:val="28"/>
-        </w:rPr>
-        <w:tab/>
-      </w:r>
-      <w:r>
-        <w:rPr>
-          <w:b/>
-          <w:color w:val="000000" w:themeColor="text1"/>
-          <w:sz w:val="28"/>
-          <w:szCs w:val="28"/>
-        </w:rPr>
-        <w:t xml:space="preserve"> PHÒNG </w:t>
-      </w:r>
-      <w:r>
-        <w:rPr>
-          <w:b/>
-          <w:color w:val="000000" w:themeColor="text1"/>
-          <w:sz w:val="28"/>
-          <w:szCs w:val="28"/>
-        </w:rPr>
-        <w:t>KIỂM TRA</w:t>
-      </w:r>
-      <w:r>
-        <w:rPr>
-          <w:b/>
-          <w:color w:val="000000" w:themeColor="text1"/>
-          <w:sz w:val="28"/>
-          <w:szCs w:val="28"/>
-        </w:rPr>
-        <w:t xml:space="preserve"> SỐ </w:t>
-      </w:r>
-      <w:r>
-        <w:rPr>
-          <w:b/>
-          <w:color w:val="000000" w:themeColor="text1"/>
-          <w:sz w:val="28"/>
-          <w:szCs w:val="28"/>
-        </w:rPr>
-        <w:t>2</w:t>
       </w:r>
     </w:p>
     <w:p>

--- a/static/media/1.kh_giam_sat_ktr.docx
+++ b/static/media/1.kh_giam_sat_ktr.docx
@@ -28,7 +28,7 @@
         <w:rPr>
           <w:color w:val="000000" w:themeColor="text1"/>
         </w:rPr>
-        <w:t>THUẾ TỈNH QUẢNG TRỊ</w:t>
+        <w:t>CỤC THUẾ</w:t>
       </w:r>
       <w:r>
         <w:rPr>
@@ -82,35 +82,7 @@
           <w:b/>
           <w:color w:val="000000" w:themeColor="text1"/>
         </w:rPr>
-        <w:t>PHÒNG</w:t>
-      </w:r>
-      <w:r>
-        <w:rPr>
-          <w:b/>
-          <w:color w:val="000000" w:themeColor="text1"/>
-        </w:rPr>
-        <w:t xml:space="preserve"> KIỂM TRA</w:t>
-      </w:r>
-      <w:r>
-        <w:rPr>
-          <w:b/>
-          <w:color w:val="000000" w:themeColor="text1"/>
-        </w:rPr>
-        <w:t xml:space="preserve"> SỐ </w:t>
-      </w:r>
-      <w:r>
-        <w:rPr>
-          <w:b/>
-          <w:color w:val="000000" w:themeColor="text1"/>
-        </w:rPr>
-        <w:t>2</w:t>
-      </w:r>
-      <w:r>
-        <w:rPr>
-          <w:b/>
-          <w:color w:val="000000" w:themeColor="text1"/>
-        </w:rPr>
-        <w:t xml:space="preserve"> </w:t>
+        <w:t>THUẾ TỈNH QUẢNG TRỊ</w:t>
       </w:r>
       <w:r>
         <w:rPr>
@@ -474,7 +446,27 @@
           <w:sz w:val="28"/>
           <w:szCs w:val="28"/>
         </w:rPr>
-        <w:t xml:space="preserve">KẾ HOẠCH GIÁM SÁT HOẠT ĐỘNG CỦA ĐOÀN </w:t>
+        <w:t xml:space="preserve">KẾ HOẠCH GIÁM SÁT HOẠT ĐỘNG </w:t>
+      </w:r>
+    </w:p>
+    <w:p>
+      <w:pPr>
+        <w:jc w:val="center"/>
+        <w:rPr>
+          <w:b/>
+          <w:color w:val="000000" w:themeColor="text1"/>
+          <w:sz w:val="28"/>
+          <w:szCs w:val="28"/>
+        </w:rPr>
+      </w:pPr>
+      <w:r>
+        <w:rPr>
+          <w:b/>
+          <w:color w:val="000000" w:themeColor="text1"/>
+          <w:sz w:val="28"/>
+          <w:szCs w:val="28"/>
+        </w:rPr>
+        <w:t xml:space="preserve">CỦA ĐOÀN </w:t>
       </w:r>
       <w:r>
         <w:rPr>
@@ -528,7 +520,7 @@
     </w:p>
     <w:p>
       <w:pPr>
-        <w:ind w:firstLine="709"/>
+        <w:ind w:firstLine="567"/>
         <w:jc w:val="both"/>
         <w:rPr>
           <w:color w:val="000000" w:themeColor="text1"/>
@@ -606,6 +598,14 @@
           <w:sz w:val="28"/>
           <w:szCs w:val="28"/>
         </w:rPr>
+        <w:t xml:space="preserve">Trưởng </w:t>
+      </w:r>
+      <w:r>
+        <w:rPr>
+          <w:color w:val="000000" w:themeColor="text1"/>
+          <w:sz w:val="28"/>
+          <w:szCs w:val="28"/>
+        </w:rPr>
         <w:t>Thuế tỉnh Quảng Trị</w:t>
       </w:r>
       <w:r>
@@ -703,7 +703,15 @@
           <w:sz w:val="28"/>
           <w:szCs w:val="28"/>
         </w:rPr>
-        <w:t xml:space="preserve">; Địa chỉ: </w:t>
+        <w:t>.</w:t>
+      </w:r>
+      <w:r>
+        <w:rPr>
+          <w:color w:val="000000" w:themeColor="text1"/>
+          <w:sz w:val="28"/>
+          <w:szCs w:val="28"/>
+        </w:rPr>
+        <w:t xml:space="preserve"> Địa chỉ: </w:t>
       </w:r>
       <w:r>
         <w:rPr>
@@ -719,327 +727,51 @@
           <w:sz w:val="28"/>
           <w:szCs w:val="28"/>
         </w:rPr>
-        <w:t xml:space="preserve">, </w:t>
-      </w:r>
-      <w:r>
-        <w:rPr>
-          <w:color w:val="000000" w:themeColor="text1"/>
-          <w:sz w:val="28"/>
-          <w:szCs w:val="28"/>
-        </w:rPr>
-        <w:t>công chức được giao nhiệm vụ giám sát</w:t>
-      </w:r>
-      <w:r>
-        <w:rPr>
-          <w:color w:val="000000" w:themeColor="text1"/>
-          <w:sz w:val="28"/>
-          <w:szCs w:val="28"/>
-        </w:rPr>
-        <w:t xml:space="preserve"> lập kế hoạch giám sát như sau:</w:t>
-      </w:r>
-    </w:p>
-    <w:p>
-      <w:pPr>
-        <w:spacing w:line="259" w:lineRule="auto"/>
+        <w:t>.</w:t>
+      </w:r>
+    </w:p>
+    <w:p>
+      <w:pPr>
+        <w:spacing w:line="276" w:lineRule="auto"/>
         <w:ind w:firstLine="567"/>
         <w:jc w:val="both"/>
         <w:rPr>
-          <w:b/>
-          <w:color w:val="000000" w:themeColor="text1"/>
-          <w:sz w:val="28"/>
-          <w:szCs w:val="28"/>
-        </w:rPr>
-      </w:pPr>
-      <w:r>
-        <w:rPr>
-          <w:color w:val="000000" w:themeColor="text1"/>
-          <w:sz w:val="28"/>
-          <w:szCs w:val="28"/>
-        </w:rPr>
-        <w:tab/>
-      </w:r>
-      <w:r>
-        <w:rPr>
-          <w:b/>
-          <w:color w:val="000000" w:themeColor="text1"/>
-          <w:sz w:val="28"/>
-          <w:szCs w:val="28"/>
-        </w:rPr>
-        <w:t>I. Mục đích, yêu cầu</w:t>
-      </w:r>
-    </w:p>
-    <w:p>
-      <w:pPr>
-        <w:ind w:firstLine="720"/>
-        <w:jc w:val="both"/>
-        <w:rPr>
-          <w:color w:val="000000" w:themeColor="text1"/>
-          <w:sz w:val="28"/>
-          <w:szCs w:val="28"/>
-        </w:rPr>
-      </w:pPr>
-      <w:r>
-        <w:rPr>
-          <w:color w:val="000000" w:themeColor="text1"/>
-          <w:sz w:val="28"/>
-          <w:szCs w:val="28"/>
-        </w:rPr>
-        <w:t xml:space="preserve">1. </w:t>
-      </w:r>
-      <w:r>
-        <w:rPr>
-          <w:color w:val="000000" w:themeColor="text1"/>
-          <w:sz w:val="28"/>
-          <w:szCs w:val="28"/>
-        </w:rPr>
-        <w:t xml:space="preserve">Mục đích: </w:t>
-      </w:r>
-    </w:p>
-    <w:p>
-      <w:pPr>
-        <w:ind w:firstLine="720"/>
-        <w:jc w:val="both"/>
-        <w:rPr>
-          <w:color w:val="000000" w:themeColor="text1"/>
-          <w:sz w:val="28"/>
-          <w:szCs w:val="28"/>
-        </w:rPr>
-      </w:pPr>
-      <w:r>
-        <w:rPr>
-          <w:color w:val="000000" w:themeColor="text1"/>
-          <w:sz w:val="28"/>
-          <w:szCs w:val="28"/>
-        </w:rPr>
-        <w:t>Giám sát hoạt động của Đoàn kiểm tra thuế nhằm theo dõi, nắm bắt việc chấp hành pháp luật, tuân thủ Luật Quản lý thuế, Quy trình kiểm tra thuế và quy định của pháp luật khác; tuân thủ chuẩn mực đạo đức, quy tắc ứng xử của công chức thuế và ý thức kỷ luật của Trưởng đoàn, thành viên Đoàn kiểm tra thuế; tình hình thực hiện nhiệm vụ và triển khai hoạt động kiểm tra thuế để kịp thời có biện pháp chấn chỉnh, xử lý nhằm đảm bảo thực hiện đúng mục đích, yêu cầu, nội dung theo kế hoạch kiểm tra đã được phê duyệt.</w:t>
-      </w:r>
-    </w:p>
-    <w:p>
-      <w:pPr>
-        <w:ind w:firstLine="720"/>
-        <w:jc w:val="both"/>
-        <w:rPr>
-          <w:color w:val="000000" w:themeColor="text1"/>
-          <w:sz w:val="28"/>
-          <w:szCs w:val="28"/>
-        </w:rPr>
-      </w:pPr>
-      <w:r>
-        <w:rPr>
-          <w:color w:val="000000" w:themeColor="text1"/>
-          <w:sz w:val="28"/>
-          <w:szCs w:val="28"/>
-        </w:rPr>
-        <w:t xml:space="preserve">2. </w:t>
-      </w:r>
-      <w:r>
-        <w:rPr>
-          <w:color w:val="000000" w:themeColor="text1"/>
-          <w:sz w:val="28"/>
-          <w:szCs w:val="28"/>
-        </w:rPr>
-        <w:t xml:space="preserve">Yêu cầu: </w:t>
-      </w:r>
-    </w:p>
-    <w:p>
-      <w:pPr>
-        <w:ind w:firstLine="720"/>
-        <w:jc w:val="both"/>
-        <w:rPr>
-          <w:color w:val="000000" w:themeColor="text1"/>
-          <w:sz w:val="28"/>
-          <w:szCs w:val="28"/>
-        </w:rPr>
-      </w:pPr>
-      <w:r>
-        <w:rPr>
-          <w:color w:val="000000" w:themeColor="text1"/>
-          <w:sz w:val="28"/>
-          <w:szCs w:val="28"/>
-        </w:rPr>
-        <w:t>Nâng cao hiệu quả công tác kiểm tra thuế tại đơn vị được kiểm tra, đảm bảo tính khách quan, công khai, minh bạch, hạn chế mức thấp nhất việc rủi ro trong thực thi công vụ kiểm tra, tạo điều kiện thuận lợi cho người nộp thuế.</w:t>
-      </w:r>
-    </w:p>
-    <w:p>
-      <w:pPr>
-        <w:spacing w:line="259" w:lineRule="auto"/>
-        <w:ind w:firstLine="567"/>
-        <w:jc w:val="both"/>
-        <w:rPr>
-          <w:b/>
-          <w:color w:val="000000" w:themeColor="text1"/>
-          <w:sz w:val="28"/>
-          <w:szCs w:val="28"/>
-        </w:rPr>
-      </w:pPr>
-      <w:r>
-        <w:rPr>
-          <w:b/>
-          <w:color w:val="000000" w:themeColor="text1"/>
-          <w:sz w:val="28"/>
-          <w:szCs w:val="28"/>
-        </w:rPr>
-        <w:t>II. Nội dung giám sát:</w:t>
-      </w:r>
-    </w:p>
-    <w:p>
-      <w:pPr>
-        <w:shd w:val="clear" w:color="auto" w:fill="FFFFFF"/>
-        <w:ind w:firstLine="567"/>
-        <w:jc w:val="both"/>
-        <w:rPr>
-          <w:color w:val="000000" w:themeColor="text1"/>
-          <w:sz w:val="28"/>
-          <w:szCs w:val="28"/>
-        </w:rPr>
-      </w:pPr>
-      <w:r>
-        <w:rPr>
-          <w:color w:val="000000" w:themeColor="text1"/>
-          <w:sz w:val="28"/>
-          <w:szCs w:val="28"/>
-        </w:rPr>
-        <w:t>1. Giám sát việc chấp hành pháp luật của Đoàn kiểm tra bao gồm:</w:t>
-      </w:r>
-    </w:p>
-    <w:p>
-      <w:pPr>
-        <w:shd w:val="clear" w:color="auto" w:fill="FFFFFF"/>
-        <w:ind w:firstLine="567"/>
-        <w:jc w:val="both"/>
-        <w:rPr>
-          <w:color w:val="000000" w:themeColor="text1"/>
-          <w:sz w:val="28"/>
-          <w:szCs w:val="28"/>
-        </w:rPr>
-      </w:pPr>
-      <w:r>
-        <w:rPr>
-          <w:color w:val="000000" w:themeColor="text1"/>
-          <w:sz w:val="28"/>
-          <w:szCs w:val="28"/>
-        </w:rPr>
-        <w:t>- Giám sát việc thực hiện các quy định của Pháp luật về trình tự, thủ tục, thời hạn tiến hành kiểm tra bao gồm: Thu thập, tổng hợp, đánh giá thông tin; chế độ báo cáo thông tin, báo cáo; ghi nhật ký và các mẫu biểu theo quy định.</w:t>
-      </w:r>
-    </w:p>
-    <w:p>
-      <w:pPr>
-        <w:shd w:val="clear" w:color="auto" w:fill="FFFFFF"/>
-        <w:ind w:firstLine="567"/>
-        <w:jc w:val="both"/>
-        <w:rPr>
-          <w:color w:val="000000" w:themeColor="text1"/>
-          <w:sz w:val="28"/>
-          <w:szCs w:val="28"/>
-        </w:rPr>
-      </w:pPr>
-      <w:r>
-        <w:rPr>
-          <w:color w:val="000000" w:themeColor="text1"/>
-          <w:sz w:val="28"/>
-          <w:szCs w:val="28"/>
-        </w:rPr>
-        <w:t>- Giám sát việc thực hiện các quyền trong hoạt động kiểm tra đối với Đoàn kiểm tra;</w:t>
-      </w:r>
-    </w:p>
-    <w:p>
-      <w:pPr>
-        <w:shd w:val="clear" w:color="auto" w:fill="FFFFFF"/>
-        <w:ind w:firstLine="567"/>
-        <w:jc w:val="both"/>
-        <w:rPr>
-          <w:color w:val="000000" w:themeColor="text1"/>
-          <w:sz w:val="28"/>
-          <w:szCs w:val="28"/>
-        </w:rPr>
-      </w:pPr>
-      <w:r>
-        <w:rPr>
-          <w:color w:val="000000" w:themeColor="text1"/>
-          <w:sz w:val="28"/>
-          <w:szCs w:val="28"/>
-        </w:rPr>
-        <w:t>- Giám sát việc thực hiện các quy định của Pháp luật về những điều cấm trong hoạt động kiểm tra, quy tắc ứng xử của công chức thực hiện nhiệm vụ kiểm tra; ý thức chấp hành kỷ luật kiểm tra thuế và các quy định khác có liên quan.</w:t>
-      </w:r>
-    </w:p>
-    <w:p>
-      <w:pPr>
-        <w:shd w:val="clear" w:color="auto" w:fill="FFFFFF"/>
-        <w:ind w:firstLine="567"/>
-        <w:jc w:val="both"/>
-        <w:rPr>
-          <w:color w:val="000000" w:themeColor="text1"/>
-          <w:sz w:val="28"/>
-          <w:szCs w:val="28"/>
-        </w:rPr>
-      </w:pPr>
-      <w:r>
-        <w:rPr>
-          <w:color w:val="000000" w:themeColor="text1"/>
-          <w:sz w:val="28"/>
-          <w:szCs w:val="28"/>
-        </w:rPr>
-        <w:t>2. Giám sát việc thực hiện nhiệm vụ và triển khai hoạt động kiểm tra thuế của Đoàn kiểm tra gồm:</w:t>
-      </w:r>
-    </w:p>
-    <w:p>
-      <w:pPr>
-        <w:shd w:val="clear" w:color="auto" w:fill="FFFFFF"/>
-        <w:ind w:firstLine="567"/>
-        <w:jc w:val="both"/>
-        <w:rPr>
-          <w:color w:val="000000" w:themeColor="text1"/>
-          <w:sz w:val="28"/>
-          <w:szCs w:val="28"/>
-        </w:rPr>
-      </w:pPr>
-      <w:r>
-        <w:rPr>
-          <w:color w:val="000000" w:themeColor="text1"/>
-          <w:sz w:val="28"/>
-          <w:szCs w:val="28"/>
-        </w:rPr>
-        <w:t>- Tiến độ và kết quả đạt được so với yêu cầu theo quyết định kiểm tra, kế hoạch kiểm tra.</w:t>
-      </w:r>
-    </w:p>
-    <w:p>
-      <w:pPr>
-        <w:shd w:val="clear" w:color="auto" w:fill="FFFFFF"/>
-        <w:ind w:firstLine="567"/>
-        <w:jc w:val="both"/>
-        <w:rPr>
-          <w:color w:val="000000" w:themeColor="text1"/>
-          <w:sz w:val="28"/>
-          <w:szCs w:val="28"/>
-        </w:rPr>
-      </w:pPr>
-      <w:r>
-        <w:rPr>
-          <w:color w:val="000000" w:themeColor="text1"/>
-          <w:sz w:val="28"/>
-          <w:szCs w:val="28"/>
-        </w:rPr>
-        <w:t>- Khó khăn, vướng mắc phát sinh trong hoạt động kiểm tra và tác động đối với việc hoàn thành kế hoạch tiến hành kiểm tra.</w:t>
-      </w:r>
-    </w:p>
-    <w:p>
-      <w:pPr>
-        <w:shd w:val="clear" w:color="auto" w:fill="FFFFFF"/>
-        <w:ind w:firstLine="567"/>
-        <w:jc w:val="both"/>
-        <w:rPr>
-          <w:color w:val="000000" w:themeColor="text1"/>
-          <w:sz w:val="28"/>
-          <w:szCs w:val="28"/>
-        </w:rPr>
-      </w:pPr>
-      <w:r>
-        <w:rPr>
-          <w:color w:val="000000" w:themeColor="text1"/>
-          <w:sz w:val="28"/>
-          <w:szCs w:val="28"/>
-        </w:rPr>
-        <w:t>- Xử lý ý kiến khác nhau giữa Trưởng đoàn và các thành viên Đoàn kiểm tra về những vấn đề liên quan đến nội dung kiểm tra.</w:t>
+          <w:rFonts w:eastAsia="Calibri"/>
+          <w:color w:val="000000"/>
+          <w:sz w:val="28"/>
+          <w:szCs w:val="28"/>
+          <w:lang w:val="nl-NL" w:eastAsia="en-GB"/>
+        </w:rPr>
+      </w:pPr>
+      <w:r>
+        <w:rPr>
+          <w:rFonts w:eastAsia="Calibri"/>
+          <w:spacing w:val="-4"/>
+          <w:sz w:val="28"/>
+          <w:szCs w:val="22"/>
+          <w:lang w:val="nl-NL"/>
+        </w:rPr>
+        <w:t>Người được giao nhiệm vụ giám sát Đoàn kiểm tra</w:t>
+      </w:r>
+      <w:r>
+        <w:rPr>
+          <w:rFonts w:eastAsia="Calibri"/>
+          <w:spacing w:val="4"/>
+          <w:sz w:val="28"/>
+          <w:szCs w:val="22"/>
+          <w:lang w:val="nl-NL"/>
+        </w:rPr>
+        <w:t xml:space="preserve"> lập kế hoạch tiến hành giám sát như sau</w:t>
+      </w:r>
+      <w:r>
+        <w:rPr>
+          <w:rFonts w:eastAsia="Calibri"/>
+          <w:spacing w:val="-2"/>
+          <w:sz w:val="28"/>
+          <w:szCs w:val="22"/>
+          <w:lang w:val="nl-NL"/>
+        </w:rPr>
+        <w:t>:</w:t>
       </w:r>
     </w:p>
     <w:p>
@@ -1062,45 +794,292 @@
           <w:sz w:val="28"/>
           <w:szCs w:val="28"/>
         </w:rPr>
-        <w:lastRenderedPageBreak/>
-        <w:t>III. Hình thức giám sát</w:t>
-      </w:r>
-      <w:r>
-        <w:rPr>
-          <w:b/>
-          <w:color w:val="000000" w:themeColor="text1"/>
-          <w:sz w:val="28"/>
-          <w:szCs w:val="28"/>
-        </w:rPr>
-        <w:t xml:space="preserve">: </w:t>
-      </w:r>
-    </w:p>
-    <w:p>
-      <w:pPr>
-        <w:shd w:val="clear" w:color="auto" w:fill="FFFFFF"/>
+        <w:t>I. Mục đích, yêu cầu</w:t>
+      </w:r>
+    </w:p>
+    <w:p>
+      <w:pPr>
+        <w:spacing w:line="288" w:lineRule="auto"/>
         <w:ind w:firstLine="567"/>
         <w:jc w:val="both"/>
         <w:rPr>
-          <w:color w:val="000000" w:themeColor="text1"/>
-          <w:sz w:val="28"/>
-          <w:szCs w:val="28"/>
-        </w:rPr>
-      </w:pPr>
-      <w:r>
-        <w:rPr>
-          <w:color w:val="000000" w:themeColor="text1"/>
-          <w:sz w:val="28"/>
-          <w:szCs w:val="28"/>
-        </w:rPr>
-        <w:t>Giám sát trực tiếp và gián tiếp việc thực hiện các nội dung công việc được phân công của trưởng đoàn và các thành viên Đoàn kiểm tra.</w:t>
-      </w:r>
-      <w:r>
-        <w:rPr>
-          <w:color w:val="000000" w:themeColor="text1"/>
-          <w:sz w:val="28"/>
-          <w:szCs w:val="28"/>
-        </w:rPr>
-        <w:t xml:space="preserve"> </w:t>
+          <w:rFonts w:eastAsia="Calibri"/>
+          <w:sz w:val="28"/>
+          <w:szCs w:val="22"/>
+          <w:lang w:val="nl-NL"/>
+        </w:rPr>
+      </w:pPr>
+      <w:r>
+        <w:rPr>
+          <w:rFonts w:eastAsia="Calibri"/>
+          <w:sz w:val="28"/>
+          <w:szCs w:val="22"/>
+          <w:lang w:val="vi-VN"/>
+        </w:rPr>
+        <w:t xml:space="preserve">- Mục đích: Nhằm theo dõi, nắm bắt việc chấp hành pháp luật, tuân thủ chuẩn mực đạo đức, quy tắc ứng xử của công chức thuế và ý thức kỷ luật của Trưởng đoàn, thành viên Đoàn </w:t>
+      </w:r>
+      <w:r>
+        <w:rPr>
+          <w:rFonts w:eastAsia="Calibri"/>
+          <w:spacing w:val="-4"/>
+          <w:sz w:val="28"/>
+          <w:szCs w:val="22"/>
+          <w:lang w:val="nl-NL"/>
+        </w:rPr>
+        <w:t>kiểm</w:t>
+      </w:r>
+      <w:r>
+        <w:rPr>
+          <w:rFonts w:eastAsia="Calibri"/>
+          <w:sz w:val="28"/>
+          <w:szCs w:val="22"/>
+          <w:lang w:val="vi-VN"/>
+        </w:rPr>
+        <w:t xml:space="preserve"> tra thuế; </w:t>
+      </w:r>
+      <w:r>
+        <w:rPr>
+          <w:rFonts w:eastAsia="Calibri"/>
+          <w:sz w:val="28"/>
+          <w:szCs w:val="22"/>
+          <w:lang w:val="nl-NL"/>
+        </w:rPr>
+        <w:t>t</w:t>
+      </w:r>
+      <w:r>
+        <w:rPr>
+          <w:rFonts w:eastAsia="Calibri"/>
+          <w:sz w:val="28"/>
+          <w:szCs w:val="22"/>
+          <w:lang w:val="vi-VN"/>
+        </w:rPr>
+        <w:t xml:space="preserve">ình hình thực hiện nhiệm vụ và triển khai hoạt động </w:t>
+      </w:r>
+      <w:r>
+        <w:rPr>
+          <w:rFonts w:eastAsia="Calibri"/>
+          <w:sz w:val="28"/>
+          <w:szCs w:val="22"/>
+          <w:lang w:val="nl-NL"/>
+        </w:rPr>
+        <w:t>kiểm</w:t>
+      </w:r>
+      <w:r>
+        <w:rPr>
+          <w:rFonts w:eastAsia="Calibri"/>
+          <w:sz w:val="28"/>
+          <w:szCs w:val="22"/>
+          <w:lang w:val="vi-VN"/>
+        </w:rPr>
+        <w:t xml:space="preserve"> tra thuế để kịp thời có biện pháp chấn chỉnh, xử lý nhằm đảm bảo thực hiện đúng mục đích, yêu cầu, nội dung theo kế hoạch </w:t>
+      </w:r>
+      <w:r>
+        <w:rPr>
+          <w:rFonts w:eastAsia="Calibri"/>
+          <w:sz w:val="28"/>
+          <w:szCs w:val="22"/>
+          <w:lang w:val="nl-NL"/>
+        </w:rPr>
+        <w:t>kiểm</w:t>
+      </w:r>
+      <w:r>
+        <w:rPr>
+          <w:rFonts w:eastAsia="Calibri"/>
+          <w:sz w:val="28"/>
+          <w:szCs w:val="22"/>
+          <w:lang w:val="vi-VN"/>
+        </w:rPr>
+        <w:t xml:space="preserve"> tra đã được phê duyệt.</w:t>
+      </w:r>
+    </w:p>
+    <w:p>
+      <w:pPr>
+        <w:spacing w:line="288" w:lineRule="auto"/>
+        <w:ind w:firstLine="567"/>
+        <w:jc w:val="both"/>
+        <w:rPr>
+          <w:rFonts w:eastAsia="Calibri"/>
+          <w:sz w:val="28"/>
+          <w:szCs w:val="22"/>
+          <w:lang w:val="nl-NL"/>
+        </w:rPr>
+      </w:pPr>
+      <w:r>
+        <w:rPr>
+          <w:rFonts w:eastAsia="Calibri"/>
+          <w:sz w:val="28"/>
+          <w:szCs w:val="22"/>
+          <w:lang w:val="vi-VN"/>
+        </w:rPr>
+        <w:t>- Yêu cầu:</w:t>
+      </w:r>
+    </w:p>
+    <w:p>
+      <w:pPr>
+        <w:spacing w:line="288" w:lineRule="auto"/>
+        <w:ind w:firstLine="567"/>
+        <w:jc w:val="both"/>
+        <w:rPr>
+          <w:rFonts w:eastAsia="Calibri"/>
+          <w:sz w:val="28"/>
+          <w:szCs w:val="22"/>
+          <w:lang w:val="nl-NL"/>
+        </w:rPr>
+      </w:pPr>
+      <w:r>
+        <w:rPr>
+          <w:rFonts w:eastAsia="Calibri"/>
+          <w:sz w:val="28"/>
+          <w:szCs w:val="22"/>
+          <w:lang w:val="vi-VN"/>
+        </w:rPr>
+        <w:t xml:space="preserve">+ Việc giám sát hoạt động của Đoàn </w:t>
+      </w:r>
+      <w:r>
+        <w:rPr>
+          <w:rFonts w:eastAsia="Calibri"/>
+          <w:sz w:val="28"/>
+          <w:szCs w:val="22"/>
+          <w:lang w:val="nl-NL"/>
+        </w:rPr>
+        <w:t>kiểm</w:t>
+      </w:r>
+      <w:r>
+        <w:rPr>
+          <w:rFonts w:eastAsia="Calibri"/>
+          <w:sz w:val="28"/>
+          <w:szCs w:val="22"/>
+          <w:lang w:val="vi-VN"/>
+        </w:rPr>
+        <w:t xml:space="preserve"> tra thuế được tiến hành thường xuyên kể từ ngày công bố quyết định </w:t>
+      </w:r>
+      <w:r>
+        <w:rPr>
+          <w:rFonts w:eastAsia="Calibri"/>
+          <w:sz w:val="28"/>
+          <w:szCs w:val="22"/>
+          <w:lang w:val="nl-NL"/>
+        </w:rPr>
+        <w:t>kiểm</w:t>
+      </w:r>
+      <w:r>
+        <w:rPr>
+          <w:rFonts w:eastAsia="Calibri"/>
+          <w:sz w:val="28"/>
+          <w:szCs w:val="22"/>
+          <w:lang w:val="vi-VN"/>
+        </w:rPr>
+        <w:t xml:space="preserve"> tra thuế đến ngày kết thúc việc </w:t>
+      </w:r>
+      <w:r>
+        <w:rPr>
+          <w:rFonts w:eastAsia="Calibri"/>
+          <w:sz w:val="28"/>
+          <w:szCs w:val="22"/>
+          <w:lang w:val="nl-NL"/>
+        </w:rPr>
+        <w:t>kiểm</w:t>
+      </w:r>
+      <w:r>
+        <w:rPr>
+          <w:rFonts w:eastAsia="Calibri"/>
+          <w:sz w:val="28"/>
+          <w:szCs w:val="22"/>
+          <w:lang w:val="vi-VN"/>
+        </w:rPr>
+        <w:t xml:space="preserve"> tra thuế tại trụ sở người nộp thuế.</w:t>
+      </w:r>
+    </w:p>
+    <w:p>
+      <w:pPr>
+        <w:spacing w:line="288" w:lineRule="auto"/>
+        <w:ind w:firstLine="567"/>
+        <w:jc w:val="both"/>
+        <w:rPr>
+          <w:rFonts w:eastAsia="Calibri"/>
+          <w:sz w:val="28"/>
+          <w:szCs w:val="22"/>
+          <w:lang w:val="nl-NL"/>
+        </w:rPr>
+      </w:pPr>
+      <w:r>
+        <w:rPr>
+          <w:rFonts w:eastAsia="Calibri"/>
+          <w:sz w:val="28"/>
+          <w:szCs w:val="22"/>
+          <w:lang w:val="vi-VN"/>
+        </w:rPr>
+        <w:t>+ Tuân theo pháp luật, bảo đảm tính chính xác, khách quan, công khai, dân chủ, kịp thời.</w:t>
+      </w:r>
+    </w:p>
+    <w:p>
+      <w:pPr>
+        <w:spacing w:line="288" w:lineRule="auto"/>
+        <w:ind w:firstLine="567"/>
+        <w:jc w:val="both"/>
+        <w:rPr>
+          <w:rFonts w:eastAsia="Calibri"/>
+          <w:sz w:val="28"/>
+          <w:szCs w:val="22"/>
+          <w:lang w:val="nl-NL"/>
+        </w:rPr>
+      </w:pPr>
+      <w:r>
+        <w:rPr>
+          <w:rFonts w:eastAsia="Calibri"/>
+          <w:spacing w:val="-4"/>
+          <w:sz w:val="28"/>
+          <w:szCs w:val="22"/>
+          <w:lang w:val="vi-VN"/>
+        </w:rPr>
+        <w:t xml:space="preserve">+ Bảo đảm bí mật thông tin, tài liệu liên quan đến hoạt động của Đoàn </w:t>
+      </w:r>
+      <w:r>
+        <w:rPr>
+          <w:rFonts w:eastAsia="Calibri"/>
+          <w:sz w:val="28"/>
+          <w:szCs w:val="22"/>
+          <w:lang w:val="nl-NL"/>
+        </w:rPr>
+        <w:t>kiểm</w:t>
+      </w:r>
+      <w:r>
+        <w:rPr>
+          <w:rFonts w:eastAsia="Calibri"/>
+          <w:spacing w:val="-4"/>
+          <w:sz w:val="28"/>
+          <w:szCs w:val="22"/>
+          <w:lang w:val="vi-VN"/>
+        </w:rPr>
+        <w:t xml:space="preserve"> tra thuế; không can thiệp trái pháp luật vào hoạt động của Đoàn </w:t>
+      </w:r>
+      <w:r>
+        <w:rPr>
+          <w:rFonts w:eastAsia="Calibri"/>
+          <w:sz w:val="28"/>
+          <w:szCs w:val="22"/>
+          <w:lang w:val="nl-NL"/>
+        </w:rPr>
+        <w:t>kiểm</w:t>
+      </w:r>
+      <w:r>
+        <w:rPr>
+          <w:rFonts w:eastAsia="Calibri"/>
+          <w:spacing w:val="-4"/>
+          <w:sz w:val="28"/>
+          <w:szCs w:val="22"/>
+          <w:lang w:val="vi-VN"/>
+        </w:rPr>
+        <w:t xml:space="preserve"> tra thuế</w:t>
+      </w:r>
+      <w:r>
+        <w:rPr>
+          <w:rFonts w:eastAsia="Calibri"/>
+          <w:sz w:val="28"/>
+          <w:szCs w:val="22"/>
+          <w:lang w:val="vi-VN"/>
+        </w:rPr>
+        <w:t>.</w:t>
       </w:r>
     </w:p>
     <w:p>
@@ -1123,49 +1102,575 @@
           <w:sz w:val="28"/>
           <w:szCs w:val="28"/>
         </w:rPr>
+        <w:t>II. Nội dung giám sát:</w:t>
+      </w:r>
+    </w:p>
+    <w:p>
+      <w:pPr>
+        <w:spacing w:line="288" w:lineRule="auto"/>
+        <w:ind w:firstLine="567"/>
+        <w:jc w:val="both"/>
+        <w:rPr>
+          <w:rFonts w:eastAsia="Calibri"/>
+          <w:sz w:val="28"/>
+          <w:szCs w:val="22"/>
+          <w:lang w:val="nl-NL"/>
+        </w:rPr>
+      </w:pPr>
+      <w:r>
+        <w:rPr>
+          <w:rFonts w:eastAsia="Calibri"/>
+          <w:sz w:val="28"/>
+          <w:szCs w:val="22"/>
+          <w:lang w:val="vi-VN"/>
+        </w:rPr>
+        <w:t xml:space="preserve">1. Giám sát việc chấp hành pháp luật của Trưởng đoàn, thành viên Đoàn </w:t>
+      </w:r>
+      <w:r>
+        <w:rPr>
+          <w:rFonts w:eastAsia="Calibri"/>
+          <w:sz w:val="28"/>
+          <w:szCs w:val="22"/>
+          <w:lang w:val="nl-NL"/>
+        </w:rPr>
+        <w:t>kiểm</w:t>
+      </w:r>
+      <w:r>
+        <w:rPr>
+          <w:rFonts w:eastAsia="Calibri"/>
+          <w:sz w:val="28"/>
+          <w:szCs w:val="22"/>
+          <w:lang w:val="vi-VN"/>
+        </w:rPr>
+        <w:t xml:space="preserve"> tra thuế.</w:t>
+      </w:r>
+    </w:p>
+    <w:p>
+      <w:pPr>
+        <w:spacing w:line="288" w:lineRule="auto"/>
+        <w:ind w:firstLine="567"/>
+        <w:jc w:val="both"/>
+        <w:rPr>
+          <w:rFonts w:eastAsia="Calibri"/>
+          <w:sz w:val="28"/>
+          <w:szCs w:val="22"/>
+          <w:lang w:val="vi-VN"/>
+        </w:rPr>
+      </w:pPr>
+      <w:r>
+        <w:rPr>
+          <w:rFonts w:eastAsia="Calibri"/>
+          <w:sz w:val="28"/>
+          <w:szCs w:val="22"/>
+          <w:lang w:val="vi-VN"/>
+        </w:rPr>
+        <w:t xml:space="preserve">2. Giám sát việc thực hiện nhiệm vụ và triển khai hoạt động </w:t>
+      </w:r>
+      <w:r>
+        <w:rPr>
+          <w:rFonts w:eastAsia="Calibri"/>
+          <w:sz w:val="28"/>
+          <w:szCs w:val="22"/>
+          <w:lang w:val="nl-NL"/>
+        </w:rPr>
+        <w:t>kiểm</w:t>
+      </w:r>
+      <w:r>
+        <w:rPr>
+          <w:rFonts w:eastAsia="Calibri"/>
+          <w:sz w:val="28"/>
+          <w:szCs w:val="22"/>
+          <w:lang w:val="vi-VN"/>
+        </w:rPr>
+        <w:t xml:space="preserve"> tra thuế của Đoàn </w:t>
+      </w:r>
+      <w:r>
+        <w:rPr>
+          <w:rFonts w:eastAsia="Calibri"/>
+          <w:sz w:val="28"/>
+          <w:szCs w:val="22"/>
+          <w:lang w:val="nl-NL"/>
+        </w:rPr>
+        <w:t>kiểm</w:t>
+      </w:r>
+      <w:r>
+        <w:rPr>
+          <w:rFonts w:eastAsia="Calibri"/>
+          <w:sz w:val="28"/>
+          <w:szCs w:val="22"/>
+          <w:lang w:val="vi-VN"/>
+        </w:rPr>
+        <w:t xml:space="preserve"> tra thuế.</w:t>
+      </w:r>
+    </w:p>
+    <w:p>
+      <w:pPr>
+        <w:shd w:val="clear" w:color="auto" w:fill="FFFFFF"/>
+        <w:spacing w:before="120" w:after="120" w:line="234" w:lineRule="atLeast"/>
+        <w:ind w:firstLine="567"/>
+        <w:jc w:val="both"/>
+        <w:rPr>
+          <w:b/>
+          <w:color w:val="000000" w:themeColor="text1"/>
+          <w:sz w:val="28"/>
+          <w:szCs w:val="28"/>
+        </w:rPr>
+      </w:pPr>
+      <w:r>
+        <w:rPr>
+          <w:b/>
+          <w:color w:val="000000" w:themeColor="text1"/>
+          <w:sz w:val="28"/>
+          <w:szCs w:val="28"/>
+        </w:rPr>
+        <w:t>III. Hình thức giám sát</w:t>
+      </w:r>
+      <w:r>
+        <w:rPr>
+          <w:b/>
+          <w:color w:val="000000" w:themeColor="text1"/>
+          <w:sz w:val="28"/>
+          <w:szCs w:val="28"/>
+        </w:rPr>
+        <w:t xml:space="preserve">: </w:t>
+      </w:r>
+    </w:p>
+    <w:p>
+      <w:pPr>
+        <w:spacing w:line="288" w:lineRule="auto"/>
+        <w:ind w:firstLine="567"/>
+        <w:jc w:val="both"/>
+        <w:rPr>
+          <w:rFonts w:eastAsia="Calibri"/>
+          <w:sz w:val="28"/>
+          <w:szCs w:val="22"/>
+          <w:lang w:val="vi-VN"/>
+        </w:rPr>
+      </w:pPr>
+      <w:r>
+        <w:rPr>
+          <w:rFonts w:eastAsia="Calibri"/>
+          <w:sz w:val="28"/>
+          <w:szCs w:val="22"/>
+          <w:lang w:val="vi-VN"/>
+        </w:rPr>
+        <w:t>Tổng hợp, đánh giá thông tin về các nội dung giám sát theo quy định từ các nguồn sau đây:</w:t>
+      </w:r>
+    </w:p>
+    <w:p>
+      <w:pPr>
+        <w:spacing w:line="288" w:lineRule="auto"/>
+        <w:ind w:firstLine="567"/>
+        <w:jc w:val="both"/>
+        <w:rPr>
+          <w:rFonts w:eastAsia="Calibri"/>
+          <w:sz w:val="28"/>
+          <w:szCs w:val="22"/>
+          <w:lang w:val="vi-VN"/>
+        </w:rPr>
+      </w:pPr>
+      <w:r>
+        <w:rPr>
+          <w:rFonts w:eastAsia="Calibri"/>
+          <w:sz w:val="28"/>
+          <w:szCs w:val="22"/>
+          <w:lang w:val="vi-VN"/>
+        </w:rPr>
+        <w:t>- Báo cáo, thông tin và tài liệu có liên quan đến hoạt động của Đoàn kiểm tra thuế do Đoàn kiểm tra cung cấp theo định kỳ hoặc đột xuất;</w:t>
+      </w:r>
+    </w:p>
+    <w:p>
+      <w:pPr>
+        <w:spacing w:line="288" w:lineRule="auto"/>
+        <w:ind w:firstLine="567"/>
+        <w:jc w:val="both"/>
+        <w:rPr>
+          <w:rFonts w:eastAsia="Calibri"/>
+          <w:sz w:val="28"/>
+          <w:szCs w:val="22"/>
+          <w:lang w:val="vi-VN"/>
+        </w:rPr>
+      </w:pPr>
+      <w:r>
+        <w:rPr>
+          <w:rFonts w:eastAsia="Calibri"/>
+          <w:sz w:val="28"/>
+          <w:szCs w:val="22"/>
+          <w:lang w:val="vi-VN"/>
+        </w:rPr>
+        <w:lastRenderedPageBreak/>
+        <w:t>- Kiến nghị, phản ánh hoặc khiếu nại, tố cáo của đối tượng kiểm tra, của cơ quan, tổ chức, cá nhân về hoạt động của Đoàn kiểm tra, hành vi của Trưởng đoàn và các thành viên Đoàn kiểm tra.</w:t>
+      </w:r>
+    </w:p>
+    <w:p>
+      <w:pPr>
+        <w:spacing w:line="288" w:lineRule="auto"/>
+        <w:ind w:firstLine="567"/>
+        <w:jc w:val="both"/>
+        <w:rPr>
+          <w:rFonts w:eastAsia="Calibri"/>
+          <w:sz w:val="28"/>
+          <w:szCs w:val="22"/>
+          <w:lang w:val="vi-VN"/>
+        </w:rPr>
+      </w:pPr>
+      <w:r>
+        <w:rPr>
+          <w:rFonts w:eastAsia="Calibri"/>
+          <w:sz w:val="28"/>
+          <w:szCs w:val="22"/>
+          <w:lang w:val="vi-VN"/>
+        </w:rPr>
+        <w:t>- Làm việc trực tiếp với Đoàn kiểm tra, đối tượng kiểm tra nếu xét thấy cần làm rõ hoặc bổ sung thông tin cho việc giám sát.</w:t>
+      </w:r>
+    </w:p>
+    <w:p>
+      <w:pPr>
+        <w:shd w:val="clear" w:color="auto" w:fill="FFFFFF"/>
+        <w:spacing w:before="120" w:after="120" w:line="234" w:lineRule="atLeast"/>
+        <w:ind w:firstLine="567"/>
+        <w:jc w:val="both"/>
+        <w:rPr>
+          <w:b/>
+          <w:color w:val="000000" w:themeColor="text1"/>
+          <w:sz w:val="28"/>
+          <w:szCs w:val="28"/>
+        </w:rPr>
+      </w:pPr>
+      <w:r>
+        <w:rPr>
+          <w:b/>
+          <w:color w:val="000000" w:themeColor="text1"/>
+          <w:sz w:val="28"/>
+          <w:szCs w:val="28"/>
+        </w:rPr>
         <w:t>IV.Tổ chức thực hiện</w:t>
       </w:r>
     </w:p>
     <w:p>
       <w:pPr>
+        <w:spacing w:line="288" w:lineRule="auto"/>
+        <w:ind w:firstLine="567"/>
+        <w:jc w:val="both"/>
+        <w:rPr>
+          <w:rFonts w:eastAsia="Calibri"/>
+          <w:sz w:val="28"/>
+          <w:szCs w:val="22"/>
+          <w:lang w:val="vi-VN"/>
+        </w:rPr>
+      </w:pPr>
+      <w:r>
+        <w:rPr>
+          <w:rFonts w:eastAsia="Calibri"/>
+          <w:sz w:val="28"/>
+          <w:szCs w:val="22"/>
+          <w:lang w:val="vi-VN"/>
+        </w:rPr>
+        <w:t xml:space="preserve">- Tiến độ thực hiện: </w:t>
+      </w:r>
+      <w:r>
+        <w:rPr>
+          <w:rFonts w:eastAsia="Calibri"/>
+          <w:spacing w:val="-4"/>
+          <w:sz w:val="28"/>
+          <w:szCs w:val="22"/>
+          <w:lang w:val="nl-NL"/>
+        </w:rPr>
+        <w:t xml:space="preserve">Người được giao nhiệm vụ giám sát Đoàn </w:t>
+      </w:r>
+      <w:r>
+        <w:rPr>
+          <w:rFonts w:eastAsia="Calibri"/>
+          <w:sz w:val="28"/>
+          <w:szCs w:val="22"/>
+          <w:lang w:val="vi-VN"/>
+        </w:rPr>
+        <w:t>kiểm</w:t>
+      </w:r>
+      <w:r>
+        <w:rPr>
+          <w:rFonts w:eastAsia="Calibri"/>
+          <w:spacing w:val="-4"/>
+          <w:sz w:val="28"/>
+          <w:szCs w:val="22"/>
+          <w:lang w:val="nl-NL"/>
+        </w:rPr>
+        <w:t xml:space="preserve"> tra</w:t>
+      </w:r>
+      <w:r>
+        <w:rPr>
+          <w:rFonts w:eastAsia="Calibri"/>
+          <w:spacing w:val="4"/>
+          <w:sz w:val="28"/>
+          <w:szCs w:val="22"/>
+          <w:lang w:val="nl-NL"/>
+        </w:rPr>
+        <w:t xml:space="preserve"> </w:t>
+      </w:r>
+      <w:r>
+        <w:rPr>
+          <w:rFonts w:eastAsia="Calibri"/>
+          <w:sz w:val="28"/>
+          <w:szCs w:val="22"/>
+          <w:lang w:val="vi-VN"/>
+        </w:rPr>
+        <w:t xml:space="preserve">thực hiện việc giám sát </w:t>
+      </w:r>
+      <w:r>
+        <w:rPr>
+          <w:rFonts w:eastAsia="Calibri"/>
+          <w:spacing w:val="-4"/>
+          <w:sz w:val="28"/>
+          <w:szCs w:val="22"/>
+          <w:lang w:val="vi-VN"/>
+        </w:rPr>
+        <w:t xml:space="preserve">kể từ ngày công bố Quyết định </w:t>
+      </w:r>
+      <w:r>
+        <w:rPr>
+          <w:rFonts w:eastAsia="Calibri"/>
+          <w:sz w:val="28"/>
+          <w:szCs w:val="22"/>
+          <w:lang w:val="vi-VN"/>
+        </w:rPr>
+        <w:t>kiểm</w:t>
+      </w:r>
+      <w:r>
+        <w:rPr>
+          <w:rFonts w:eastAsia="Calibri"/>
+          <w:spacing w:val="-4"/>
+          <w:sz w:val="28"/>
+          <w:szCs w:val="22"/>
+          <w:lang w:val="vi-VN"/>
+        </w:rPr>
+        <w:t xml:space="preserve"> tra đến thời điểm kết thúc</w:t>
+      </w:r>
+      <w:r>
+        <w:rPr>
+          <w:rFonts w:eastAsia="Calibri"/>
+          <w:sz w:val="28"/>
+          <w:szCs w:val="22"/>
+          <w:lang w:val="vi-VN"/>
+        </w:rPr>
+        <w:t xml:space="preserve"> kiểm tra tại trụ sở người nộp thuế.</w:t>
+      </w:r>
+    </w:p>
+    <w:p>
+      <w:pPr>
+        <w:spacing w:line="288" w:lineRule="auto"/>
+        <w:ind w:firstLine="567"/>
+        <w:jc w:val="both"/>
+        <w:rPr>
+          <w:rFonts w:eastAsia="Calibri"/>
+          <w:sz w:val="28"/>
+          <w:szCs w:val="22"/>
+          <w:lang w:val="vi-VN"/>
+        </w:rPr>
+      </w:pPr>
+      <w:r>
+        <w:rPr>
+          <w:rFonts w:eastAsia="Calibri"/>
+          <w:spacing w:val="-4"/>
+          <w:sz w:val="28"/>
+          <w:szCs w:val="22"/>
+          <w:lang w:val="vi-VN"/>
+        </w:rPr>
+        <w:t>- Chế độ thông tin, báo cáo: Theo quy định tại Điều 17 Quy chế</w:t>
+      </w:r>
+      <w:r>
+        <w:rPr>
+          <w:rFonts w:eastAsia="Calibri"/>
+          <w:sz w:val="28"/>
+          <w:szCs w:val="22"/>
+          <w:lang w:val="vi-VN"/>
+        </w:rPr>
+        <w:t xml:space="preserve"> giám sát hoạt động của Đoàn thanh tra, kiểm tra thuế ban hành kèm theo Quyết định số 1614/QĐ-TCT ngày 13/10/2020 của Tổng cục Thuế.</w:t>
+      </w:r>
+    </w:p>
+    <w:p>
+      <w:pPr>
+        <w:spacing w:line="288" w:lineRule="auto"/>
+        <w:ind w:firstLine="567"/>
+        <w:jc w:val="both"/>
+        <w:rPr>
+          <w:rFonts w:eastAsia="Calibri"/>
+          <w:bCs/>
+          <w:sz w:val="28"/>
+          <w:szCs w:val="22"/>
+          <w:lang w:val="nl-NL"/>
+        </w:rPr>
+      </w:pPr>
+      <w:r>
+        <w:rPr>
+          <w:rFonts w:eastAsia="Calibri"/>
+          <w:bCs/>
+          <w:sz w:val="28"/>
+          <w:szCs w:val="22"/>
+          <w:lang w:val="vi-VN"/>
+        </w:rPr>
+        <w:t xml:space="preserve">- </w:t>
+      </w:r>
+      <w:r>
+        <w:rPr>
+          <w:rFonts w:eastAsia="Calibri"/>
+          <w:bCs/>
+          <w:sz w:val="28"/>
+          <w:szCs w:val="22"/>
+          <w:lang w:val="nl-NL"/>
+        </w:rPr>
+        <w:t>Điều kiện vật chất đảm bảo hoạt động giám sát: Không.</w:t>
+      </w:r>
+    </w:p>
+    <w:p>
+      <w:pPr>
+        <w:spacing w:line="288" w:lineRule="auto"/>
+        <w:ind w:firstLine="567"/>
+        <w:jc w:val="both"/>
+        <w:rPr>
+          <w:rFonts w:eastAsia="Calibri"/>
+          <w:bCs/>
+          <w:sz w:val="28"/>
+          <w:szCs w:val="22"/>
+          <w:lang w:val="nl-NL"/>
+        </w:rPr>
+      </w:pPr>
+      <w:r>
+        <w:rPr>
+          <w:rFonts w:eastAsia="Calibri"/>
+          <w:bCs/>
+          <w:sz w:val="28"/>
+          <w:szCs w:val="22"/>
+          <w:lang w:val="vi-VN"/>
+        </w:rPr>
+        <w:t xml:space="preserve">- </w:t>
+      </w:r>
+      <w:r>
+        <w:rPr>
+          <w:rFonts w:eastAsia="Calibri"/>
+          <w:bCs/>
+          <w:sz w:val="28"/>
+          <w:szCs w:val="22"/>
+          <w:lang w:val="nl-NL"/>
+        </w:rPr>
+        <w:t>Những vấn đề khác (nếu có): Không.</w:t>
+      </w:r>
+    </w:p>
+    <w:p>
+      <w:pPr>
+        <w:spacing w:line="288" w:lineRule="auto"/>
+        <w:ind w:firstLine="567"/>
+        <w:jc w:val="both"/>
+        <w:rPr>
+          <w:rFonts w:eastAsia="Calibri"/>
+          <w:bCs/>
+          <w:sz w:val="28"/>
+          <w:szCs w:val="22"/>
+          <w:lang w:val="nl-NL"/>
+        </w:rPr>
+      </w:pPr>
+    </w:p>
+    <w:p>
+      <w:pPr>
         <w:shd w:val="clear" w:color="auto" w:fill="FFFFFF"/>
-        <w:spacing w:after="120"/>
-        <w:ind w:firstLine="567"/>
-        <w:jc w:val="both"/>
-        <w:rPr>
-          <w:color w:val="000000" w:themeColor="text1"/>
-          <w:sz w:val="28"/>
-          <w:szCs w:val="28"/>
-        </w:rPr>
-      </w:pPr>
-      <w:r>
-        <w:rPr>
-          <w:color w:val="000000" w:themeColor="text1"/>
-          <w:sz w:val="28"/>
-          <w:szCs w:val="28"/>
-        </w:rPr>
-        <w:t>- Tiến độ thực hiện: Thời hạn giám sát kể từ ngày công bố Quyết định kiểm tra đến thời điểm kết thúc việc kiểm tra tại trụ sở người nộp thuế;</w:t>
+        <w:tabs>
+          <w:tab w:val="center" w:pos="1985"/>
+          <w:tab w:val="center" w:pos="7371"/>
+        </w:tabs>
+        <w:spacing w:line="234" w:lineRule="atLeast"/>
+        <w:ind w:left="-567" w:right="-285"/>
+        <w:jc w:val="both"/>
+        <w:rPr>
+          <w:b/>
+          <w:color w:val="000000" w:themeColor="text1"/>
+          <w:sz w:val="28"/>
+          <w:szCs w:val="28"/>
+        </w:rPr>
+      </w:pPr>
+      <w:r>
+        <w:rPr>
+          <w:b/>
+          <w:color w:val="000000" w:themeColor="text1"/>
+          <w:sz w:val="28"/>
+          <w:szCs w:val="28"/>
+        </w:rPr>
+        <w:tab/>
+      </w:r>
+      <w:r>
+        <w:rPr>
+          <w:b/>
+          <w:lang w:val="vi-VN"/>
+        </w:rPr>
+        <w:t xml:space="preserve">PHÊ DUYỆT </w:t>
+      </w:r>
+      <w:r>
+        <w:rPr>
+          <w:b/>
+        </w:rPr>
+        <w:t>CỦA LÃNH ĐẠO THUẾ TỈNH</w:t>
+      </w:r>
+      <w:r>
+        <w:rPr>
+          <w:b/>
+          <w:color w:val="000000" w:themeColor="text1"/>
+          <w:sz w:val="28"/>
+          <w:szCs w:val="28"/>
+        </w:rPr>
+        <w:tab/>
+      </w:r>
+      <w:r>
+        <w:rPr>
+          <w:b/>
+          <w:lang w:val="vi-VN"/>
+        </w:rPr>
+        <w:t>NGUỜI ĐƯỢC GIAO NHIỆM VỤ</w:t>
       </w:r>
     </w:p>
     <w:p>
       <w:pPr>
         <w:shd w:val="clear" w:color="auto" w:fill="FFFFFF"/>
-        <w:spacing w:after="120"/>
-        <w:ind w:firstLine="567"/>
-        <w:jc w:val="both"/>
-        <w:rPr>
-          <w:color w:val="000000" w:themeColor="text1"/>
-          <w:sz w:val="28"/>
-          <w:szCs w:val="28"/>
-        </w:rPr>
-      </w:pPr>
-      <w:r>
-        <w:rPr>
-          <w:color w:val="000000" w:themeColor="text1"/>
-          <w:sz w:val="28"/>
-          <w:szCs w:val="28"/>
-        </w:rPr>
-        <w:t>- Chế độ thông tin, báo cáo: Tùy theo tính chất công việc tổ giám sát sẽ báo cáo xin ý kiến chỉ đạo của lãnh đạo Phòng, lãnh đạo Chi cục hoặc báo cáo đột xuất theo yêu cầu của Lãnh đạo. Báo cáo kết quả giám sát chậm nhất 5 ngày làm việc kể từ ngày Đoàn kiểm tra có báo cáo kết quả kiểm tra và trước ngày ban hành kết luận, quyết định xử lý về thuế.</w:t>
+        <w:tabs>
+          <w:tab w:val="center" w:pos="1985"/>
+          <w:tab w:val="center" w:pos="7371"/>
+        </w:tabs>
+        <w:spacing w:line="234" w:lineRule="atLeast"/>
+        <w:ind w:left="-567" w:right="-285"/>
+        <w:jc w:val="both"/>
+        <w:rPr>
+          <w:b/>
+          <w:color w:val="000000" w:themeColor="text1"/>
+        </w:rPr>
+      </w:pPr>
+      <w:r>
+        <w:rPr>
+          <w:b/>
+          <w:color w:val="000000" w:themeColor="text1"/>
+          <w:sz w:val="28"/>
+          <w:szCs w:val="28"/>
+        </w:rPr>
+        <w:tab/>
+      </w:r>
+      <w:r>
+        <w:rPr>
+          <w:b/>
+          <w:color w:val="000000" w:themeColor="text1"/>
+          <w:lang w:val="nl-NL"/>
+        </w:rPr>
+        <w:t>&lt;LD_CUC&gt;</w:t>
+      </w:r>
+      <w:r>
+        <w:rPr>
+          <w:b/>
+          <w:color w:val="000000" w:themeColor="text1"/>
+          <w:lang w:val="nl-NL"/>
+        </w:rPr>
+        <w:tab/>
+      </w:r>
+      <w:r>
+        <w:rPr>
+          <w:b/>
+          <w:lang w:val="vi-VN"/>
+        </w:rPr>
+        <w:t>GIÁM SÁT ĐOÀN</w:t>
       </w:r>
     </w:p>
     <w:p>
@@ -1196,31 +1701,11 @@
       <w:r>
         <w:rPr>
           <w:b/>
-          <w:iCs/>
-          <w:color w:val="000000" w:themeColor="text1"/>
-          <w:sz w:val="28"/>
-          <w:szCs w:val="28"/>
-          <w:lang w:val="nl-NL"/>
-        </w:rPr>
-        <w:t>&lt;hinh_thuc_ky&gt;</w:t>
-      </w:r>
-      <w:r>
-        <w:rPr>
-          <w:b/>
           <w:color w:val="000000" w:themeColor="text1"/>
           <w:sz w:val="28"/>
           <w:szCs w:val="28"/>
         </w:rPr>
         <w:tab/>
-      </w:r>
-      <w:r>
-        <w:rPr>
-          <w:b/>
-          <w:color w:val="000000" w:themeColor="text1"/>
-          <w:sz w:val="28"/>
-          <w:lang w:val="nl-NL"/>
-        </w:rPr>
-        <w:t>&lt;LD_PHONG&gt;</w:t>
       </w:r>
     </w:p>
     <w:p>
@@ -1239,25 +1724,6 @@
           <w:szCs w:val="28"/>
         </w:rPr>
       </w:pPr>
-      <w:r>
-        <w:rPr>
-          <w:b/>
-          <w:color w:val="000000" w:themeColor="text1"/>
-          <w:sz w:val="28"/>
-          <w:szCs w:val="28"/>
-        </w:rPr>
-        <w:tab/>
-      </w:r>
-      <w:r>
-        <w:rPr>
-          <w:b/>
-          <w:color w:val="000000" w:themeColor="text1"/>
-          <w:sz w:val="28"/>
-          <w:szCs w:val="28"/>
-          <w:lang w:val="nl-NL"/>
-        </w:rPr>
-        <w:t>&lt;LD_CUC&gt;</w:t>
-      </w:r>
     </w:p>
     <w:p>
       <w:pPr>
@@ -1275,24 +1741,6 @@
           <w:szCs w:val="28"/>
         </w:rPr>
       </w:pPr>
-      <w:r>
-        <w:rPr>
-          <w:b/>
-          <w:color w:val="000000" w:themeColor="text1"/>
-          <w:sz w:val="28"/>
-          <w:szCs w:val="28"/>
-        </w:rPr>
-        <w:tab/>
-      </w:r>
-      <w:r>
-        <w:rPr>
-          <w:b/>
-          <w:color w:val="000000" w:themeColor="text1"/>
-          <w:sz w:val="28"/>
-          <w:szCs w:val="28"/>
-        </w:rPr>
-        <w:tab/>
-      </w:r>
     </w:p>
     <w:p>
       <w:pPr>
@@ -1350,17 +1798,208 @@
         <w:shd w:val="clear" w:color="auto" w:fill="FFFFFF"/>
         <w:tabs>
           <w:tab w:val="center" w:pos="1985"/>
-          <w:tab w:val="center" w:pos="7088"/>
+          <w:tab w:val="center" w:pos="7371"/>
         </w:tabs>
         <w:spacing w:line="234" w:lineRule="atLeast"/>
-        <w:jc w:val="both"/>
-        <w:rPr>
-          <w:b/>
-          <w:color w:val="000000" w:themeColor="text1"/>
-          <w:sz w:val="28"/>
-          <w:szCs w:val="28"/>
-        </w:rPr>
-      </w:pPr>
+        <w:ind w:left="-567" w:right="-285"/>
+        <w:jc w:val="both"/>
+        <w:rPr>
+          <w:b/>
+          <w:color w:val="000000" w:themeColor="text1"/>
+          <w:sz w:val="28"/>
+          <w:szCs w:val="28"/>
+        </w:rPr>
+      </w:pPr>
+      <w:r>
+        <w:rPr>
+          <w:b/>
+          <w:color w:val="000000" w:themeColor="text1"/>
+          <w:sz w:val="28"/>
+          <w:szCs w:val="28"/>
+        </w:rPr>
+        <w:tab/>
+      </w:r>
+      <w:r>
+        <w:rPr>
+          <w:b/>
+          <w:color w:val="000000" w:themeColor="text1"/>
+          <w:sz w:val="28"/>
+          <w:szCs w:val="28"/>
+          <w:lang w:val="nl-NL"/>
+        </w:rPr>
+        <w:t>&lt;ld_cuc_ten&gt;</w:t>
+      </w:r>
+      <w:r>
+        <w:rPr>
+          <w:b/>
+          <w:color w:val="000000" w:themeColor="text1"/>
+          <w:sz w:val="28"/>
+          <w:szCs w:val="28"/>
+        </w:rPr>
+        <w:tab/>
+      </w:r>
+      <w:r>
+        <w:rPr>
+          <w:b/>
+          <w:color w:val="000000" w:themeColor="text1"/>
+          <w:sz w:val="28"/>
+          <w:szCs w:val="28"/>
+        </w:rPr>
+        <w:t>&lt;ld_phong_ten&gt;</w:t>
+      </w:r>
+    </w:p>
+    <w:p>
+      <w:pPr>
+        <w:jc w:val="both"/>
+        <w:rPr>
+          <w:b/>
+          <w:bCs/>
+          <w:color w:val="000000" w:themeColor="text1"/>
+          <w:sz w:val="24"/>
+          <w:szCs w:val="24"/>
+          <w:lang w:val="nl-NL"/>
+        </w:rPr>
+      </w:pPr>
+      <w:r>
+        <w:rPr>
+          <w:b/>
+          <w:bCs/>
+          <w:i/>
+          <w:color w:val="000000" w:themeColor="text1"/>
+          <w:sz w:val="24"/>
+          <w:szCs w:val="24"/>
+          <w:lang w:val="nl-NL"/>
+        </w:rPr>
+        <w:t>Nơi nhận</w:t>
+      </w:r>
+      <w:r>
+        <w:rPr>
+          <w:b/>
+          <w:bCs/>
+          <w:color w:val="000000" w:themeColor="text1"/>
+          <w:sz w:val="24"/>
+          <w:szCs w:val="24"/>
+          <w:lang w:val="nl-NL"/>
+        </w:rPr>
+        <w:t>:</w:t>
+      </w:r>
+      <w:r>
+        <w:rPr>
+          <w:b/>
+          <w:bCs/>
+          <w:color w:val="000000" w:themeColor="text1"/>
+          <w:sz w:val="24"/>
+          <w:szCs w:val="24"/>
+          <w:lang w:val="nl-NL"/>
+        </w:rPr>
+        <w:tab/>
+      </w:r>
+      <w:r>
+        <w:rPr>
+          <w:b/>
+          <w:bCs/>
+          <w:color w:val="000000" w:themeColor="text1"/>
+          <w:sz w:val="24"/>
+          <w:szCs w:val="24"/>
+          <w:lang w:val="nl-NL"/>
+        </w:rPr>
+        <w:tab/>
+      </w:r>
+      <w:r>
+        <w:rPr>
+          <w:b/>
+          <w:bCs/>
+          <w:color w:val="000000" w:themeColor="text1"/>
+          <w:sz w:val="24"/>
+          <w:szCs w:val="24"/>
+          <w:lang w:val="nl-NL"/>
+        </w:rPr>
+        <w:tab/>
+        <w:t xml:space="preserve">                                </w:t>
+      </w:r>
+    </w:p>
+    <w:p>
+      <w:pPr>
+        <w:jc w:val="both"/>
+        <w:rPr>
+          <w:rFonts w:eastAsia="Calibri"/>
+          <w:color w:val="000000" w:themeColor="text1"/>
+          <w:sz w:val="22"/>
+          <w:szCs w:val="22"/>
+        </w:rPr>
+      </w:pPr>
+      <w:r>
+        <w:rPr>
+          <w:color w:val="000000" w:themeColor="text1"/>
+          <w:sz w:val="22"/>
+          <w:szCs w:val="22"/>
+          <w:lang w:val="vi-VN"/>
+        </w:rPr>
+        <w:t>-</w:t>
+      </w:r>
+      <w:r>
+        <w:rPr>
+          <w:color w:val="000000" w:themeColor="text1"/>
+          <w:sz w:val="22"/>
+          <w:szCs w:val="22"/>
+          <w:lang w:val="nl-NL"/>
+        </w:rPr>
+        <w:t xml:space="preserve"> </w:t>
+      </w:r>
+      <w:r>
+        <w:rPr>
+          <w:color w:val="000000" w:themeColor="text1"/>
+          <w:sz w:val="22"/>
+          <w:szCs w:val="22"/>
+        </w:rPr>
+        <w:t>Đoàn kiểm tra</w:t>
+      </w:r>
+      <w:r>
+        <w:rPr>
+          <w:rFonts w:eastAsia="Calibri"/>
+          <w:color w:val="000000" w:themeColor="text1"/>
+          <w:sz w:val="22"/>
+          <w:szCs w:val="22"/>
+        </w:rPr>
+        <w:t>;</w:t>
+      </w:r>
+    </w:p>
+    <w:p>
+      <w:pPr>
+        <w:rPr>
+          <w:color w:val="000000" w:themeColor="text1"/>
+          <w:sz w:val="22"/>
+          <w:szCs w:val="22"/>
+          <w:lang w:val="nl-NL"/>
+        </w:rPr>
+      </w:pPr>
+      <w:r>
+        <w:rPr>
+          <w:color w:val="000000" w:themeColor="text1"/>
+          <w:sz w:val="22"/>
+          <w:szCs w:val="22"/>
+          <w:lang w:val="nl-NL"/>
+        </w:rPr>
+        <w:t>- Lưu</w:t>
+      </w:r>
+      <w:r>
+        <w:rPr>
+          <w:color w:val="000000" w:themeColor="text1"/>
+          <w:sz w:val="22"/>
+          <w:szCs w:val="22"/>
+          <w:lang w:val="nl-NL"/>
+        </w:rPr>
+        <w:t xml:space="preserve"> Hồ sơ GS</w:t>
+      </w:r>
+      <w:r>
+        <w:rPr>
+          <w:color w:val="000000" w:themeColor="text1"/>
+          <w:sz w:val="22"/>
+          <w:szCs w:val="22"/>
+          <w:lang w:val="nl-NL"/>
+        </w:rPr>
+        <w:t>.</w:t>
+      </w:r>
     </w:p>
     <w:p>
       <w:pPr>
@@ -1379,233 +2018,9 @@
         </w:rPr>
       </w:pPr>
     </w:p>
-    <w:p>
-      <w:pPr>
-        <w:shd w:val="clear" w:color="auto" w:fill="FFFFFF"/>
-        <w:tabs>
-          <w:tab w:val="center" w:pos="1985"/>
-          <w:tab w:val="center" w:pos="7088"/>
-        </w:tabs>
-        <w:spacing w:line="234" w:lineRule="atLeast"/>
-        <w:jc w:val="both"/>
-        <w:rPr>
-          <w:b/>
-          <w:color w:val="000000" w:themeColor="text1"/>
-          <w:sz w:val="28"/>
-          <w:szCs w:val="28"/>
-        </w:rPr>
-      </w:pPr>
-      <w:r>
-        <w:rPr>
-          <w:b/>
-          <w:color w:val="000000" w:themeColor="text1"/>
-          <w:sz w:val="28"/>
-          <w:szCs w:val="28"/>
-        </w:rPr>
-        <w:tab/>
-      </w:r>
-      <w:r>
-        <w:rPr>
-          <w:b/>
-          <w:color w:val="000000" w:themeColor="text1"/>
-          <w:sz w:val="28"/>
-          <w:szCs w:val="28"/>
-          <w:lang w:val="nl-NL"/>
-        </w:rPr>
-        <w:t>&lt;ld_cuc_ten&gt;</w:t>
-      </w:r>
-      <w:r>
-        <w:rPr>
-          <w:b/>
-          <w:color w:val="000000" w:themeColor="text1"/>
-          <w:sz w:val="28"/>
-          <w:szCs w:val="28"/>
-        </w:rPr>
-        <w:tab/>
-      </w:r>
-      <w:r>
-        <w:rPr>
-          <w:b/>
-          <w:color w:val="000000" w:themeColor="text1"/>
-          <w:sz w:val="28"/>
-          <w:szCs w:val="28"/>
-        </w:rPr>
-        <w:t>&lt;ld_phong_ten&gt;</w:t>
-      </w:r>
-    </w:p>
-    <w:p>
-      <w:pPr>
-        <w:jc w:val="both"/>
-        <w:rPr>
-          <w:b/>
-          <w:bCs/>
-          <w:color w:val="000000" w:themeColor="text1"/>
-          <w:sz w:val="24"/>
-          <w:szCs w:val="24"/>
-          <w:lang w:val="nl-NL"/>
-        </w:rPr>
-      </w:pPr>
-      <w:r>
-        <w:rPr>
-          <w:b/>
-          <w:bCs/>
-          <w:i/>
-          <w:color w:val="000000" w:themeColor="text1"/>
-          <w:sz w:val="24"/>
-          <w:szCs w:val="24"/>
-          <w:lang w:val="nl-NL"/>
-        </w:rPr>
-        <w:t>Nơi nhận</w:t>
-      </w:r>
-      <w:r>
-        <w:rPr>
-          <w:b/>
-          <w:bCs/>
-          <w:color w:val="000000" w:themeColor="text1"/>
-          <w:sz w:val="24"/>
-          <w:szCs w:val="24"/>
-          <w:lang w:val="nl-NL"/>
-        </w:rPr>
-        <w:t>:</w:t>
-      </w:r>
-      <w:r>
-        <w:rPr>
-          <w:b/>
-          <w:bCs/>
-          <w:color w:val="000000" w:themeColor="text1"/>
-          <w:sz w:val="24"/>
-          <w:szCs w:val="24"/>
-          <w:lang w:val="nl-NL"/>
-        </w:rPr>
-        <w:tab/>
-      </w:r>
-      <w:r>
-        <w:rPr>
-          <w:b/>
-          <w:bCs/>
-          <w:color w:val="000000" w:themeColor="text1"/>
-          <w:sz w:val="24"/>
-          <w:szCs w:val="24"/>
-          <w:lang w:val="nl-NL"/>
-        </w:rPr>
-        <w:tab/>
-      </w:r>
-      <w:r>
-        <w:rPr>
-          <w:b/>
-          <w:bCs/>
-          <w:color w:val="000000" w:themeColor="text1"/>
-          <w:sz w:val="24"/>
-          <w:szCs w:val="24"/>
-          <w:lang w:val="nl-NL"/>
-        </w:rPr>
-        <w:tab/>
-        <w:t xml:space="preserve">                                </w:t>
-      </w:r>
-    </w:p>
-    <w:p>
-      <w:pPr>
-        <w:jc w:val="both"/>
-        <w:rPr>
-          <w:rFonts w:eastAsia="Calibri"/>
-          <w:color w:val="000000" w:themeColor="text1"/>
-          <w:sz w:val="22"/>
-          <w:szCs w:val="22"/>
-        </w:rPr>
-      </w:pPr>
-      <w:r>
-        <w:rPr>
-          <w:color w:val="000000" w:themeColor="text1"/>
-          <w:sz w:val="22"/>
-          <w:szCs w:val="22"/>
-          <w:lang w:val="vi-VN"/>
-        </w:rPr>
-        <w:t>-</w:t>
-      </w:r>
-      <w:r>
-        <w:rPr>
-          <w:color w:val="000000" w:themeColor="text1"/>
-          <w:sz w:val="22"/>
-          <w:szCs w:val="22"/>
-          <w:lang w:val="nl-NL"/>
-        </w:rPr>
-        <w:t xml:space="preserve"> </w:t>
-      </w:r>
-      <w:r>
-        <w:rPr>
-          <w:color w:val="000000" w:themeColor="text1"/>
-          <w:sz w:val="22"/>
-          <w:szCs w:val="22"/>
-        </w:rPr>
-        <w:t>Đoàn kiểm tra</w:t>
-      </w:r>
-      <w:r>
-        <w:rPr>
-          <w:rFonts w:eastAsia="Calibri"/>
-          <w:color w:val="000000" w:themeColor="text1"/>
-          <w:sz w:val="22"/>
-          <w:szCs w:val="22"/>
-        </w:rPr>
-        <w:t>;</w:t>
-      </w:r>
-    </w:p>
-    <w:p>
-      <w:pPr>
-        <w:rPr>
-          <w:color w:val="000000" w:themeColor="text1"/>
-          <w:sz w:val="22"/>
-          <w:szCs w:val="22"/>
-          <w:lang w:val="nl-NL"/>
-        </w:rPr>
-      </w:pPr>
-      <w:r>
-        <w:rPr>
-          <w:color w:val="000000" w:themeColor="text1"/>
-          <w:sz w:val="22"/>
-          <w:szCs w:val="22"/>
-          <w:lang w:val="nl-NL"/>
-        </w:rPr>
-        <w:t>- Lưu: Phòng KT</w:t>
-      </w:r>
-      <w:r>
-        <w:rPr>
-          <w:color w:val="000000" w:themeColor="text1"/>
-          <w:sz w:val="22"/>
-          <w:szCs w:val="22"/>
-          <w:lang w:val="nl-NL"/>
-        </w:rPr>
-        <w:t>2</w:t>
-      </w:r>
-      <w:r>
-        <w:rPr>
-          <w:color w:val="000000" w:themeColor="text1"/>
-          <w:sz w:val="22"/>
-          <w:szCs w:val="22"/>
-          <w:lang w:val="nl-NL"/>
-        </w:rPr>
-        <w:t>.</w:t>
-      </w:r>
-    </w:p>
-    <w:p>
-      <w:pPr>
-        <w:shd w:val="clear" w:color="auto" w:fill="FFFFFF"/>
-        <w:tabs>
-          <w:tab w:val="center" w:pos="1985"/>
-          <w:tab w:val="center" w:pos="7088"/>
-        </w:tabs>
-        <w:spacing w:line="234" w:lineRule="atLeast"/>
-        <w:jc w:val="both"/>
-        <w:rPr>
-          <w:b/>
-          <w:color w:val="000000" w:themeColor="text1"/>
-          <w:sz w:val="28"/>
-          <w:szCs w:val="28"/>
-        </w:rPr>
-      </w:pPr>
-    </w:p>
     <w:sectPr>
       <w:footerReference w:type="default" r:id="rId8"/>
-      <w:pgSz w:w="12240" w:h="15840"/>
+      <w:pgSz w:w="11906" w:h="16838" w:code="9"/>
       <w:pgMar w:top="1134" w:right="1134" w:bottom="1134" w:left="1701" w:header="284" w:footer="227" w:gutter="0"/>
       <w:cols w:space="720"/>
       <w:docGrid w:linePitch="360"/>
@@ -1643,27 +2058,6 @@
         <w:sz w:val="20"/>
       </w:rPr>
     </w:pPr>
-    <w:r>
-      <w:fldChar w:fldCharType="begin"/>
-    </w:r>
-    <w:r>
-      <w:instrText xml:space="preserve"> PAGE   \* MERGEFORMAT </w:instrText>
-    </w:r>
-    <w:r>
-      <w:fldChar w:fldCharType="separate"/>
-    </w:r>
-    <w:r>
-      <w:rPr>
-        <w:noProof/>
-      </w:rPr>
-      <w:t>2</w:t>
-    </w:r>
-    <w:r>
-      <w:rPr>
-        <w:noProof/>
-      </w:rPr>
-      <w:fldChar w:fldCharType="end"/>
-    </w:r>
   </w:p>
 </w:ftr>
 </file>

--- a/static/media/1.kh_giam_sat_ktr.docx
+++ b/static/media/1.kh_giam_sat_ktr.docx
@@ -368,7 +368,7 @@
       <w:pPr>
         <w:tabs>
           <w:tab w:val="center" w:pos="1800"/>
-          <w:tab w:val="center" w:pos="7020"/>
+          <w:tab w:val="right" w:pos="8505"/>
         </w:tabs>
         <w:jc w:val="both"/>
         <w:rPr>
